--- a/00_全流程把控总纲与六大核心把控尺/00_《影视剧与视频全流程工业级拉片拆解与出版级交付总控宪章》.docx
+++ b/00_全流程把控总纲与六大核心把控尺/00_《影视剧与视频全流程工业级拉片拆解与出版级交付总控宪章》.docx
@@ -12,9 +12,9 @@
           <w:rFonts w:ascii="Arial" w:hAnsi="Arial" w:eastAsia="黑体"/>
           <w:b/>
           <w:color w:val="142850"/>
-          <w:sz w:val="32"/>
+          <w:sz w:val="33"/>
         </w:rPr>
-        <w:t>《影视剧与视频全流程工业级拉片拆解与出版级交付总控宪章》</w:t>
+        <w:t>影视剧从0到1全流程正向开发、八大阶段因果推导链与全局把控总控宪章</w:t>
       </w:r>
     </w:p>
     <w:p>
@@ -29,7 +29,69 @@
           <w:color w:val="5A5A5A"/>
           <w:sz w:val="20"/>
         </w:rPr>
-        <w:t>（通用标准模板 V1.0｜防上下文失忆 · 台词人物零出错 · 8道剧本格式断言 · 出版级成品规范）</w:t>
+        <w:t>（从主创一念起源、世界观规则、人物舍得法则、空间色温、大纲钩子、双层伏笔、剧本分镜到三阶预告特辑的完整闭环）</w:t>
+      </w:r>
+    </w:p>
+    <w:p>
+      <w:pPr>
+        <w:spacing w:before="200" w:after="80" w:line="384" w:lineRule="auto"/>
+        <w:jc w:val="left"/>
+      </w:pPr>
+      <w:r>
+        <w:rPr>
+          <w:rFonts w:ascii="Arial" w:hAnsi="Arial" w:eastAsia="黑体"/>
+          <w:b/>
+          <w:color w:val="192D55"/>
+          <w:sz w:val="26"/>
+        </w:rPr>
+        <w:t>一、为什么我们需要一套真正的「从0到1正向全流程把控库」？</w:t>
+      </w:r>
+    </w:p>
+    <w:p>
+      <w:pPr>
+        <w:spacing w:before="60" w:after="100" w:line="384" w:lineRule="auto"/>
+        <w:ind w:firstLine="420"/>
+        <w:jc w:val="left"/>
+      </w:pPr>
+      <w:r>
+        <w:rPr>
+          <w:rFonts w:ascii="Times New Roman" w:hAnsi="Times New Roman" w:eastAsia="宋体"/>
+          <w:b w:val="0"/>
+          <w:color w:val="141414"/>
+          <w:sz w:val="21"/>
+        </w:rPr>
+        <w:t>在影视剧开发与拉片研究中，最容易犯的致命错误就是把“全流程库”做成一堆静态的、事后诸葛亮式的切片文档堆砌，或是靠复制粘贴剧本原文去堆砌字数。真正的工业级全流程把控体系，核心不在于“存了多少字”，而在于彻底打通【上一步是如何严密推导出下一步的（Causal Derivation Chain）】——即导演、编剧与总制片人是如何从最初脑海里的一个灵感念头出发，一步步推导出核心母题、推导出世界观底层规则、推导出核心人物关系与配角留白、推导出高浓度场景空间、推导出24集三篇章变奏与单集五幕钩子、推导出主线大伏笔与闲笔微镜像，最终零折损地落地为文学剧本、导演分镜以及开播前的三阶预告片与幕后特辑。</w:t>
+      </w:r>
+    </w:p>
+    <w:p>
+      <w:pPr>
+        <w:spacing w:before="60" w:after="100" w:line="384" w:lineRule="auto"/>
+        <w:ind w:firstLine="420"/>
+        <w:jc w:val="left"/>
+      </w:pPr>
+      <w:r>
+        <w:rPr>
+          <w:rFonts w:ascii="Times New Roman" w:hAnsi="Times New Roman" w:eastAsia="宋体"/>
+          <w:b w:val="0"/>
+          <w:color w:val="141414"/>
+          <w:sz w:val="21"/>
+        </w:rPr>
+        <w:t>本总控宪章以24集精品剧集《三人行》（THE TRIPLE ECHO OF TIME）为全流程标杆范本，结合导演兼编剧贺羽端（鹤唳云端）的创作手记、总制片人蔡雨潮与主演团队的四支幕后特辑、开播前三支预告片以及全24集定稿剧本，建立起一套可理解、可掌控、可直接复用于任何新剧开发与剧本把控的【八大阶段正向因果推导链】。</w:t>
+      </w:r>
+    </w:p>
+    <w:p>
+      <w:pPr>
+        <w:spacing w:before="240" w:after="80" w:line="384" w:lineRule="auto"/>
+        <w:jc w:val="left"/>
+      </w:pPr>
+      <w:r>
+        <w:rPr>
+          <w:rFonts w:ascii="Arial" w:hAnsi="Arial" w:eastAsia="黑体"/>
+          <w:b/>
+          <w:color w:val="192D55"/>
+          <w:sz w:val="26"/>
+        </w:rPr>
+        <w:t>二、影视剧从0到1全流程「八大阶段正向因果推导链」总览表</w:t>
       </w:r>
     </w:p>
     <w:tbl>
@@ -74,7 +136,7 @@
                 <w:color w:val="FFFFFF"/>
                 <w:sz w:val="19"/>
               </w:rPr>
-              <w:t>全流程核心铁律模块</w:t>
+              <w:t>全流程阶段与核心决策</w:t>
             </w:r>
           </w:p>
         </w:tc>
@@ -103,7 +165,7 @@
                 <w:color w:val="FFFFFF"/>
                 <w:sz w:val="19"/>
               </w:rPr>
-              <w:t>强制执行标准与防出错操作规范</w:t>
+              <w:t>本阶段核心动作、向下游推导机制（Stage N ➔ Stage N+1）与《三人行》实证</w:t>
             </w:r>
           </w:p>
         </w:tc>
@@ -136,7 +198,11 @@
                 <w:color w:val="191919"/>
                 <w:sz w:val="19"/>
               </w:rPr>
-              <w:t>铁律一：五分钟切片多模态精看与微距抽帧核验</w:t>
+              <w:t>第1阶段：灵感破题与顶层立意</w:t>
+              <w:br/>
+              <w:t>（Seed &amp; Vision）</w:t>
+              <w:br/>
+              <w:t>【决定：为什么拍、魂是什么】</w:t>
             </w:r>
           </w:p>
         </w:tc>
@@ -164,7 +230,11 @@
                 <w:color w:val="191919"/>
                 <w:sz w:val="19"/>
               </w:rPr>
-              <w:t>严禁对长视频一次性笼统概括！必须按 5–6 分钟切片逐段调用多模态工具精看画面、逐字听写台词，并用 OpenCV 抽取 16 张角色正脸（C01–C16）与 16 张道具/屏幕微距文字（P01–P16），确保台词、名字、数字 100% 零幻觉。</w:t>
+              <w:t>• 核心动作：捕捉最初一念脑洞 ➔ 废除第一层俗套（反物理改命） ➔ 往后多推演一步建立核心悖论 ➔ 提炼灵魂母题与三大受众情绪出口。</w:t>
+              <w:br/>
+              <w:t>• 向下游推导（Stage 1 ➔ Stage 2）：一旦确立“没有最好的行业，只有一直进步的人”与“改命成功却更悔恨”，就决定了世界观绝不能是无代价的爽文金手指，必须推导出“带严苛限制与实时反噬的时空规则”以及“极具真实痛感的时代生活土壤”。</w:t>
+              <w:br/>
+              <w:t>• 《三人行》实证：从散步/饭后闪现的“三人行，必有我师（16/41/66岁三个自己互为导师）”出发，贺羽端废掉“买彩票/选科暴富”的物理改命套路，确立“人才是真正的变数”与“你想成为怎样的雪人，反正都会化掉”。</w:t>
             </w:r>
           </w:p>
         </w:tc>
@@ -198,7 +268,11 @@
                 <w:color w:val="191919"/>
                 <w:sz w:val="19"/>
               </w:rPr>
-              <w:t>铁律二：文学剧本定稿即锁死（唯一事实基准 SSOT）</w:t>
+              <w:t>第2阶段：世界观规则与时代生活场</w:t>
+              <w:br/>
+              <w:t>（Worldbuilding &amp; Arena）</w:t>
+              <w:br/>
+              <w:t>【决定：在什么规则与土壤里发生】</w:t>
             </w:r>
           </w:p>
         </w:tc>
@@ -227,7 +301,11 @@
                 <w:color w:val="191919"/>
                 <w:sz w:val="19"/>
               </w:rPr>
-              <w:t>单集《专业文学剧本》经原片逐秒核验通过 8 道断言落盘后，其正文内容即作为全库唯一事实基准（Single Source of Truth）锁死保护，后续严禁凭模糊记忆反向改动剧本正文；全剧剧本汇总只保留唯一一本纯净《01_全剧专业文学剧本总本》，不拆白昼/黄昏/黑夜等分卷本。</w:t>
+              <w:t>• 核心动作：制定硬核底层运行规则表（准入条件、系统漏洞、反噬代价、终局修正机制） ＋ 像做《塞尔达传说》开放世界一样铺设具体时代、地域、物价与器物肌理。</w:t>
+              <w:br/>
+              <w:t>• 向下游推导（Stage 2 ➔ Stage 3）：世界观的“三次时间线覆写规则”与“2008东北应试校园＋国企改制家庭土壤”，直接推导出必须塑造“处于人生不同阶段的同源自我对照”以及“承载千禧年家庭与校园真实困境的立体群像”。</w:t>
+              <w:br/>
+              <w:t>• 《三人行》实证：构建2033《人生有限公司》（009号档案遗失成Bug）与2058《人生无限有限公司》（点对点/宏观监测、局部熵减修正），并将其铆在2008年东北长林的冬雪、54路有轨电车、黑塑料袋装的十元麻酱砂锅麻辣烫与三条鱼漫画屋里。</w:t>
             </w:r>
           </w:p>
         </w:tc>
@@ -260,7 +338,11 @@
                 <w:color w:val="191919"/>
                 <w:sz w:val="19"/>
               </w:rPr>
-              <w:t>铁律三：防上下文压缩失忆（按集回读剧本校准法）</w:t>
+              <w:t>第3阶段：人物群像谱系与舍得法则</w:t>
+              <w:br/>
+              <w:t>（Character Architecture）</w:t>
+              <w:br/>
+              <w:t>【决定：谁在推动故事】</w:t>
             </w:r>
           </w:p>
         </w:tc>
@@ -288,7 +370,11 @@
                 <w:color w:val="191919"/>
                 <w:sz w:val="19"/>
               </w:rPr>
-              <w:t>大模型跨多集长对话极易因上下文压缩产生记忆偏差（如张冠李戴、颠倒谁说了哪句话、混入早期未核实草稿）。因此在撰写或更新《人物小传》《场景档案》《世界观总论》时，严禁凭压缩记忆一次性概括全剧，必须一集一集回读定稿剧本原文进行校准！</w:t>
+              <w:t>• 核心动作：确立主角内部撕扯力场（选离现实痛感最近的中年“正义反派”切入） ＋ 构建男女主双生跨时空镜像 ＋ 对配角实行“先工具化留白、后反差高光引爆”的舍得法则 ＋ 锁死全身视觉锚点与原字金句。</w:t>
+              <w:br/>
+              <w:t>• 向下游推导（Stage 3 ➔ Stage 4）：人物的阶级属性、心理困境与秘密行动需求，直接推导出他们必须栖身于什么样的物理空间，以及空间之间必须形成怎样的对峙或庇护关系。</w:t>
+              <w:br/>
+              <w:t>• 《三人行》实证：16岁赵左右（原生态）—41岁荀未来（功利执念）—66岁赵了（悲悯守望）三代博弈；平行构建16岁徐图图（小太阳）—41岁舒图（32度冷漠外表下滚烫内心）双生镜像；陈明（广播自首偷打CS退学）、王一漫（铁锤砸防盗窗）、赵东来（雪夜翻十几个垃圾桶找碎稿）人人有高光。</w:t>
             </w:r>
           </w:p>
         </w:tc>
@@ -322,7 +408,11 @@
                 <w:color w:val="191919"/>
                 <w:sz w:val="19"/>
               </w:rPr>
-              <w:t>铁律四：一人一档、一景一档、去总集、去演员名、去凑数表</w:t>
+              <w:t>第4阶段：场景拓扑与色温心理编码</w:t>
+              <w:br/>
+              <w:t>（Spatial &amp; Visual Coding）</w:t>
+              <w:br/>
+              <w:t>【决定：空间如何外化人物心理】</w:t>
             </w:r>
           </w:p>
         </w:tc>
@@ -351,7 +441,11 @@
                 <w:color w:val="191919"/>
                 <w:sz w:val="19"/>
               </w:rPr>
-              <w:t>① 人物小传与场景档案不需要合订本总集（删除 03/04 总集）；② 必须真正做到单个人物一个独立文件、单个场景一个独立文件，严禁多角色/多场景打包；③ 全库成品去除“（XX饰）”等演员名标注，回归纯粹剧作角色本位；④ 人物必须包含从头到脚全身详细描述与完整事件纪实；⑤ 严禁在人物和场景单档末尾附加自动抓取凑数的“分集场次落点大表”！</w:t>
+              <w:t>• 核心动作：控制场景转换成本、打造高戏剧浓度核心场景群（将日常空间与秘密基地做物理紧邻） ＋ 用冷暖色温与陈设反差直接外化原生家庭与心理状态。</w:t>
+              <w:br/>
+              <w:t>• 向下游推导（Stage 4 ➔ Stage 5）：核心场景的物理动线（如一梯两户对门、铁围栏内外、跨时空电话亭）成为承载24集戏剧冲突升级与五幕钩子调度的物理棋盘。</w:t>
+              <w:br/>
+              <w:t>• 《三人行》实证：以福慧家园“三个雪人”院落为轴心，楼上501室（3200K暖黄家庭避风港）与502室（幽暗台灯与黑帘时间线索暗室）仅一墙之隔；飞霞路1449室（暖黄烤红薯炉火）与飞霞湾别墅（5600K冷白鱼缸与焊死铁护栏）形成极致对比。</w:t>
             </w:r>
           </w:p>
         </w:tc>
@@ -384,7 +478,11 @@
                 <w:color w:val="191919"/>
                 <w:sz w:val="19"/>
               </w:rPr>
-              <w:t>铁律五：文学剧本 8 道格式断言与片尾标准格式</w:t>
+              <w:t>第5阶段：宏观大纲、三篇章变奏与单集钩子</w:t>
+              <w:br/>
+              <w:t>（Macro Pacing &amp; Hooks）</w:t>
+              <w:br/>
+              <w:t>【决定：剧情如何排布才抓人】</w:t>
             </w:r>
           </w:p>
         </w:tc>
@@ -412,7 +510,11 @@
                 <w:color w:val="191919"/>
                 <w:sz w:val="19"/>
               </w:rPr>
-              <w:t>零表格、零导读框、零△符号、零〔〕括号、零Shot号、场次100%匹配、角色名居中加粗＋台词缩进无引号、每两句对白间必穿插真实微动作（max_consec==1）；每集片尾统一为左顶格加粗【*开始片尾音乐：】＋右对齐加粗【切至黑屏，片尾】。</w:t>
+              <w:t>• 核心动作：按“每3集破一局、每8集跃迁一次矛盾层级”设计三篇章渐变式变奏 ＋ 操控A/B/C三本时间账制造认知反讽 ＋ 用“轻盈消解沉重”把控悲喜呼吸度 ＋ 单集45分钟五幕心电图与片尾2分钟强断章尾钩（Cliffhanger）。</w:t>
+              <w:br/>
+              <w:t>• 向下游推导（Stage 5 ➔ Stage 6）：24集的阶段转折点与终局大反转（99%修正卡死），反向要求必须在第1集至第23集的特定场次里精准埋下承重墙式的主线大伏笔与首尾呼应的微镜像细节。</w:t>
+              <w:br/>
+              <w:t>• 《三人行》实证：白昼篇（EP01–08入局破执）➔ 黄昏篇（EP09–16片头变夕阳色，失控宣战与和解）➔ 黑夜篇（EP17–24片头入黑夜，并肩抗命与回归未知）。</w:t>
             </w:r>
           </w:p>
         </w:tc>
@@ -446,7 +548,11 @@
                 <w:color w:val="191919"/>
                 <w:sz w:val="19"/>
               </w:rPr>
-              <w:t>铁律六：原片道具穿帮的统一标准化处理</w:t>
+              <w:t>第6阶段：双层伏笔与微镜像编织</w:t>
+              <w:br/>
+              <w:t>（Foreshadowing &amp; Micro-Echo）</w:t>
+              <w:br/>
+              <w:t>【决定：剧作的回味深度与高级感】</w:t>
             </w:r>
           </w:p>
         </w:tc>
@@ -475,7 +581,615 @@
                 <w:color w:val="191919"/>
                 <w:sz w:val="19"/>
               </w:rPr>
-              <w:t>当原片剧组在前后不同集数出现门牌/信封地址等小穿帮（如身份证印“福慧家园”而后期外景信箱写“幸福家园”）时，在过程库如实记录原片画面，但在成品库（人物小传、场景档案、总论）中必须统一锁定为主设定标准名称，严禁并列混写造成阅读困惑。</w:t>
+              <w:t>• 核心动作：双轨并进——第一层铺设12条承重墙式“草蛇灰线”主线长伏笔（无痕初埋➔中途唤醒变奏➔终局颠覆回收）；第二层编织不靠闪回提醒、却直击人心的“闲笔微镜像（Micro-Echo）”与跨时空媒介错位。</w:t>
+              <w:br/>
+              <w:t>• 向下游推导（Stage 6 ➔ Stage 7）：所有大伏笔锁眼与微镜像细节，必须转化为文学剧本里精确到字词归属、道具特写与微表情反应的场次描写。</w:t>
+              <w:br/>
+              <w:t>• 《三人行》实证：主线大锁眼如“徐图图/舒图真名卡死99%修正”；闲笔微镜像如“EP01 1998雪夜失控陌生人拿酒瓶指雪人怒骂踹碎 ⇄ EP24 2012冬夜20岁赵左右拎啤酒瓶指雪人哭喊‘我问你笑什么’”，以及“EP12/13荀未来用红笔写日历自省‘你选的未来，问过我想要吗？’ ⇄ 赵左右捡起读出声”。</w:t>
+            </w:r>
+          </w:p>
+        </w:tc>
+      </w:tr>
+      <w:tr>
+        <w:trPr>
+          <w:cantSplit/>
+        </w:trPr>
+        <w:tc>
+          <w:tcPr>
+            <w:tcW w:type="dxa" w:w="3024"/>
+            <w:vAlign w:val="center"/>
+            <w:tcMar>
+              <w:top w:w="105" w:type="dxa"/>
+              <w:bottom w:w="105" w:type="dxa"/>
+              <w:left w:w="145" w:type="dxa"/>
+              <w:right w:w="145" w:type="dxa"/>
+            </w:tcMar>
+          </w:tcPr>
+          <w:p>
+            <w:pPr>
+              <w:spacing w:before="40" w:after="40" w:line="341" w:lineRule="auto"/>
+              <w:jc w:val="left"/>
+            </w:pPr>
+            <w:r/>
+            <w:r>
+              <w:rPr>
+                <w:rFonts w:ascii="Times New Roman" w:hAnsi="Times New Roman" w:eastAsia="宋体"/>
+                <w:b/>
+                <w:color w:val="191919"/>
+                <w:sz w:val="19"/>
+              </w:rPr>
+              <w:t>第7阶段：文学剧本精修与导演分镜转化</w:t>
+              <w:br/>
+              <w:t>（Screenplay &amp; Storyboard）</w:t>
+              <w:br/>
+              <w:t>【决定：每场戏每个镜头怎么落地】</w:t>
+            </w:r>
+          </w:p>
+        </w:tc>
+        <w:tc>
+          <w:tcPr>
+            <w:tcW w:type="dxa" w:w="7344"/>
+            <w:vAlign w:val="center"/>
+            <w:tcMar>
+              <w:top w:w="105" w:type="dxa"/>
+              <w:bottom w:w="105" w:type="dxa"/>
+              <w:left w:w="145" w:type="dxa"/>
+              <w:right w:w="145" w:type="dxa"/>
+            </w:tcMar>
+          </w:tcPr>
+          <w:p>
+            <w:pPr>
+              <w:spacing w:before="40" w:after="40" w:line="341" w:lineRule="auto"/>
+              <w:jc w:val="left"/>
+            </w:pPr>
+            <w:r/>
+            <w:r>
+              <w:rPr>
+                <w:rFonts w:ascii="Times New Roman" w:hAnsi="Times New Roman" w:eastAsia="宋体"/>
+                <w:b w:val="0"/>
+                <w:color w:val="191919"/>
+                <w:sz w:val="19"/>
+              </w:rPr>
+              <w:t>• 核心动作：文学剧本落实8道格式与质量硬断言（零裸对白、台词与微动作交替律、潜台词交锋、声源属性精准标注） ＋ 转化为横向6列导演分镜脚本（景别、机位、运镜、画面光影、同期声效、台词与微距实证）。</w:t>
+              <w:br/>
+              <w:t>• 向下游推导（Stage 7 ➔ Stage 8）：高质量定稿剧本与成片视听素材，为宣发期提炼高转化率预告片与幕后特辑提供了核心金句库与高光镜头库。</w:t>
+              <w:br/>
+              <w:t>• 《三人行》实证：编剧、导演、剪辑指导、配乐五位一体，338场文学剧本与近5000镜视听分镜严丝合缝。</w:t>
+            </w:r>
+          </w:p>
+        </w:tc>
+      </w:tr>
+      <w:tr>
+        <w:trPr>
+          <w:cantSplit/>
+        </w:trPr>
+        <w:tc>
+          <w:tcPr>
+            <w:tcW w:type="dxa" w:w="3024"/>
+            <w:vAlign w:val="center"/>
+            <w:tcMar>
+              <w:top w:w="105" w:type="dxa"/>
+              <w:bottom w:w="105" w:type="dxa"/>
+              <w:left w:w="145" w:type="dxa"/>
+              <w:right w:w="145" w:type="dxa"/>
+            </w:tcMar>
+            <w:shd w:fill="F7FAFC"/>
+          </w:tcPr>
+          <w:p>
+            <w:pPr>
+              <w:spacing w:before="40" w:after="40" w:line="341" w:lineRule="auto"/>
+              <w:jc w:val="left"/>
+            </w:pPr>
+            <w:r/>
+            <w:r>
+              <w:rPr>
+                <w:rFonts w:ascii="Times New Roman" w:hAnsi="Times New Roman" w:eastAsia="宋体"/>
+                <w:b/>
+                <w:color w:val="191919"/>
+                <w:sz w:val="19"/>
+              </w:rPr>
+              <w:t>第8阶段：三阶预告片与幕后特辑闭环</w:t>
+              <w:br/>
+              <w:t>（Marketing &amp; Paratext Closure）</w:t>
+              <w:br/>
+              <w:t>【决定：如何把剧精准推向受众】</w:t>
+            </w:r>
+          </w:p>
+        </w:tc>
+        <w:tc>
+          <w:tcPr>
+            <w:tcW w:type="dxa" w:w="7344"/>
+            <w:vAlign w:val="center"/>
+            <w:tcMar>
+              <w:top w:w="105" w:type="dxa"/>
+              <w:bottom w:w="105" w:type="dxa"/>
+              <w:left w:w="145" w:type="dxa"/>
+              <w:right w:w="145" w:type="dxa"/>
+            </w:tcMar>
+            <w:shd w:fill="F7FAFC"/>
+          </w:tcPr>
+          <w:p>
+            <w:pPr>
+              <w:spacing w:before="40" w:after="40" w:line="341" w:lineRule="auto"/>
+              <w:jc w:val="left"/>
+            </w:pPr>
+            <w:r/>
+            <w:r>
+              <w:rPr>
+                <w:rFonts w:ascii="Times New Roman" w:hAnsi="Times New Roman" w:eastAsia="宋体"/>
+                <w:b w:val="0"/>
+                <w:color w:val="191919"/>
+                <w:sz w:val="19"/>
+              </w:rPr>
+              <w:t>• 核心动作：用“三阶漏斗法”剪辑开播前预告片（先导重“奇”立高概念 ➔ 新版重“斗”揭内部权力审判 ➔ 终极重“魂”亮改命惨剧反转与母题升华） ＋ 用四维幕后特辑（主角设定篇、亲情篇、爱情镜像篇、青春群像篇）外化主创心声。</w:t>
+              <w:br/>
+              <w:t>• 全流程闭环回馈：宣发提炼出的核心钩子与受众共鸣点，反过来验证第1阶段的顶层立意与三大受众情绪出口是否100%精准命中。</w:t>
+              <w:br/>
+              <w:t>• 《三人行》实证：3支官方预告片（01:25 / 01:33 / 02:43）与4支幕后特辑（《三个「我」》《亲爱的家人》《时间的玩笑》《八中的朋友》）构成完整收官闭环。</w:t>
+            </w:r>
+          </w:p>
+        </w:tc>
+      </w:tr>
+    </w:tbl>
+    <w:p>
+      <w:pPr>
+        <w:spacing w:before="240" w:after="80" w:line="384" w:lineRule="auto"/>
+        <w:jc w:val="left"/>
+      </w:pPr>
+      <w:r>
+        <w:rPr>
+          <w:rFonts w:ascii="Arial" w:hAnsi="Arial" w:eastAsia="黑体"/>
+          <w:b/>
+          <w:color w:val="192D55"/>
+          <w:sz w:val="26"/>
+        </w:rPr>
+        <w:t>三、六大核心把控尺深度专著与八大阶段全流程的对应关系</w:t>
+      </w:r>
+    </w:p>
+    <w:tbl>
+      <w:tblPr>
+        <w:tblStyle w:val="TableGrid"/>
+        <w:tblW w:type="auto" w:w="0"/>
+        <w:jc w:val="center"/>
+        <w:tblLayout w:type="fixed"/>
+        <w:tblLook w:firstColumn="1" w:firstRow="1" w:lastColumn="0" w:lastRow="0" w:noHBand="0" w:noVBand="1" w:val="04A0"/>
+      </w:tblPr>
+      <w:tblGrid>
+        <w:gridCol w:w="5184"/>
+        <w:gridCol w:w="5184"/>
+      </w:tblGrid>
+      <w:tr>
+        <w:trPr>
+          <w:tblHeader/>
+          <w:cantSplit/>
+        </w:trPr>
+        <w:tc>
+          <w:tcPr>
+            <w:tcW w:type="dxa" w:w="4608"/>
+            <w:vAlign w:val="center"/>
+            <w:tcMar>
+              <w:top w:w="130" w:type="dxa"/>
+              <w:bottom w:w="130" w:type="dxa"/>
+              <w:left w:w="150" w:type="dxa"/>
+              <w:right w:w="150" w:type="dxa"/>
+            </w:tcMar>
+            <w:shd w:fill="1F3864"/>
+          </w:tcPr>
+          <w:p>
+            <w:pPr>
+              <w:spacing w:before="40" w:after="40" w:line="312" w:lineRule="auto"/>
+              <w:jc w:val="center"/>
+            </w:pPr>
+            <w:r/>
+            <w:r>
+              <w:rPr>
+                <w:rFonts w:ascii="Arial" w:hAnsi="Arial" w:eastAsia="黑体"/>
+                <w:b/>
+                <w:color w:val="FFFFFF"/>
+                <w:sz w:val="19"/>
+              </w:rPr>
+              <w:t>把控尺深度专著名称</w:t>
+            </w:r>
+          </w:p>
+        </w:tc>
+        <w:tc>
+          <w:tcPr>
+            <w:tcW w:type="dxa" w:w="5760"/>
+            <w:vAlign w:val="center"/>
+            <w:tcMar>
+              <w:top w:w="130" w:type="dxa"/>
+              <w:bottom w:w="130" w:type="dxa"/>
+              <w:left w:w="150" w:type="dxa"/>
+              <w:right w:w="150" w:type="dxa"/>
+            </w:tcMar>
+            <w:shd w:fill="1F3864"/>
+          </w:tcPr>
+          <w:p>
+            <w:pPr>
+              <w:spacing w:before="40" w:after="40" w:line="312" w:lineRule="auto"/>
+              <w:jc w:val="center"/>
+            </w:pPr>
+            <w:r/>
+            <w:r>
+              <w:rPr>
+                <w:rFonts w:ascii="Arial" w:hAnsi="Arial" w:eastAsia="黑体"/>
+                <w:b/>
+                <w:color w:val="FFFFFF"/>
+                <w:sz w:val="19"/>
+              </w:rPr>
+              <w:t>所覆盖的全流程正向开发阶段</w:t>
+            </w:r>
+          </w:p>
+        </w:tc>
+      </w:tr>
+      <w:tr>
+        <w:trPr>
+          <w:cantSplit/>
+        </w:trPr>
+        <w:tc>
+          <w:tcPr>
+            <w:tcW w:type="dxa" w:w="4608"/>
+            <w:vAlign w:val="center"/>
+            <w:tcMar>
+              <w:top w:w="105" w:type="dxa"/>
+              <w:bottom w:w="105" w:type="dxa"/>
+              <w:left w:w="145" w:type="dxa"/>
+              <w:right w:w="145" w:type="dxa"/>
+            </w:tcMar>
+          </w:tcPr>
+          <w:p>
+            <w:pPr>
+              <w:spacing w:before="40" w:after="40" w:line="341" w:lineRule="auto"/>
+              <w:jc w:val="left"/>
+            </w:pPr>
+            <w:r/>
+            <w:r>
+              <w:rPr>
+                <w:rFonts w:ascii="Times New Roman" w:hAnsi="Times New Roman" w:eastAsia="宋体"/>
+                <w:b/>
+                <w:color w:val="191919"/>
+                <w:sz w:val="19"/>
+              </w:rPr>
+              <w:t>《把控尺一：题材垂类融合、核心故事核与受众情绪热点工程母版》</w:t>
+            </w:r>
+          </w:p>
+        </w:tc>
+        <w:tc>
+          <w:tcPr>
+            <w:tcW w:type="dxa" w:w="5760"/>
+            <w:vAlign w:val="center"/>
+            <w:tcMar>
+              <w:top w:w="105" w:type="dxa"/>
+              <w:bottom w:w="105" w:type="dxa"/>
+              <w:left w:w="145" w:type="dxa"/>
+              <w:right w:w="145" w:type="dxa"/>
+            </w:tcMar>
+          </w:tcPr>
+          <w:p>
+            <w:pPr>
+              <w:spacing w:before="40" w:after="40" w:line="341" w:lineRule="auto"/>
+              <w:jc w:val="left"/>
+            </w:pPr>
+            <w:r/>
+            <w:r>
+              <w:rPr>
+                <w:rFonts w:ascii="Times New Roman" w:hAnsi="Times New Roman" w:eastAsia="宋体"/>
+                <w:b w:val="0"/>
+                <w:color w:val="191919"/>
+                <w:sz w:val="19"/>
+              </w:rPr>
+              <w:t>对应【第1阶段（灵感破题与顶层立意）＋ 第2阶段（世界观法则与时代生活场）】</w:t>
+            </w:r>
+          </w:p>
+        </w:tc>
+      </w:tr>
+      <w:tr>
+        <w:trPr>
+          <w:cantSplit/>
+        </w:trPr>
+        <w:tc>
+          <w:tcPr>
+            <w:tcW w:type="dxa" w:w="4608"/>
+            <w:vAlign w:val="center"/>
+            <w:tcMar>
+              <w:top w:w="105" w:type="dxa"/>
+              <w:bottom w:w="105" w:type="dxa"/>
+              <w:left w:w="145" w:type="dxa"/>
+              <w:right w:w="145" w:type="dxa"/>
+            </w:tcMar>
+            <w:shd w:fill="F7FAFC"/>
+          </w:tcPr>
+          <w:p>
+            <w:pPr>
+              <w:spacing w:before="40" w:after="40" w:line="341" w:lineRule="auto"/>
+              <w:jc w:val="left"/>
+            </w:pPr>
+            <w:r/>
+            <w:r>
+              <w:rPr>
+                <w:rFonts w:ascii="Times New Roman" w:hAnsi="Times New Roman" w:eastAsia="宋体"/>
+                <w:b/>
+                <w:color w:val="191919"/>
+                <w:sz w:val="19"/>
+              </w:rPr>
+              <w:t>《把控尺二：全局剧情节奏、“度”的拿捏与单集五幕钩子工程母版》</w:t>
+            </w:r>
+          </w:p>
+        </w:tc>
+        <w:tc>
+          <w:tcPr>
+            <w:tcW w:type="dxa" w:w="5760"/>
+            <w:vAlign w:val="center"/>
+            <w:tcMar>
+              <w:top w:w="105" w:type="dxa"/>
+              <w:bottom w:w="105" w:type="dxa"/>
+              <w:left w:w="145" w:type="dxa"/>
+              <w:right w:w="145" w:type="dxa"/>
+            </w:tcMar>
+            <w:shd w:fill="F7FAFC"/>
+          </w:tcPr>
+          <w:p>
+            <w:pPr>
+              <w:spacing w:before="40" w:after="40" w:line="341" w:lineRule="auto"/>
+              <w:jc w:val="left"/>
+            </w:pPr>
+            <w:r/>
+            <w:r>
+              <w:rPr>
+                <w:rFonts w:ascii="Times New Roman" w:hAnsi="Times New Roman" w:eastAsia="宋体"/>
+                <w:b w:val="0"/>
+                <w:color w:val="191919"/>
+                <w:sz w:val="19"/>
+              </w:rPr>
+              <w:t>对应【第5阶段（宏观24集三篇章变奏、三本时间账与单集45分钟五幕心电图）】</w:t>
+            </w:r>
+          </w:p>
+        </w:tc>
+      </w:tr>
+      <w:tr>
+        <w:trPr>
+          <w:cantSplit/>
+        </w:trPr>
+        <w:tc>
+          <w:tcPr>
+            <w:tcW w:type="dxa" w:w="4608"/>
+            <w:vAlign w:val="center"/>
+            <w:tcMar>
+              <w:top w:w="105" w:type="dxa"/>
+              <w:bottom w:w="105" w:type="dxa"/>
+              <w:left w:w="145" w:type="dxa"/>
+              <w:right w:w="145" w:type="dxa"/>
+            </w:tcMar>
+          </w:tcPr>
+          <w:p>
+            <w:pPr>
+              <w:spacing w:before="40" w:after="40" w:line="341" w:lineRule="auto"/>
+              <w:jc w:val="left"/>
+            </w:pPr>
+            <w:r/>
+            <w:r>
+              <w:rPr>
+                <w:rFonts w:ascii="Times New Roman" w:hAnsi="Times New Roman" w:eastAsia="宋体"/>
+                <w:b/>
+                <w:color w:val="191919"/>
+                <w:sz w:val="19"/>
+              </w:rPr>
+              <w:t>《把控尺三：草蛇灰线、长线伏笔三步埋设法与道具闭环工程母版》</w:t>
+            </w:r>
+          </w:p>
+        </w:tc>
+        <w:tc>
+          <w:tcPr>
+            <w:tcW w:type="dxa" w:w="5760"/>
+            <w:vAlign w:val="center"/>
+            <w:tcMar>
+              <w:top w:w="105" w:type="dxa"/>
+              <w:bottom w:w="105" w:type="dxa"/>
+              <w:left w:w="145" w:type="dxa"/>
+              <w:right w:w="145" w:type="dxa"/>
+            </w:tcMar>
+          </w:tcPr>
+          <w:p>
+            <w:pPr>
+              <w:spacing w:before="40" w:after="40" w:line="341" w:lineRule="auto"/>
+              <w:jc w:val="left"/>
+            </w:pPr>
+            <w:r/>
+            <w:r>
+              <w:rPr>
+                <w:rFonts w:ascii="Times New Roman" w:hAnsi="Times New Roman" w:eastAsia="宋体"/>
+                <w:b w:val="0"/>
+                <w:color w:val="191919"/>
+                <w:sz w:val="19"/>
+              </w:rPr>
+              <w:t>对应【第6阶段（12大主线长伏笔三步法 ＋ 闲笔微镜像 Micro-Echo 双层细节工程）】</w:t>
+            </w:r>
+          </w:p>
+        </w:tc>
+      </w:tr>
+      <w:tr>
+        <w:trPr>
+          <w:cantSplit/>
+        </w:trPr>
+        <w:tc>
+          <w:tcPr>
+            <w:tcW w:type="dxa" w:w="4608"/>
+            <w:vAlign w:val="center"/>
+            <w:tcMar>
+              <w:top w:w="105" w:type="dxa"/>
+              <w:bottom w:w="105" w:type="dxa"/>
+              <w:left w:w="145" w:type="dxa"/>
+              <w:right w:w="145" w:type="dxa"/>
+            </w:tcMar>
+            <w:shd w:fill="F7FAFC"/>
+          </w:tcPr>
+          <w:p>
+            <w:pPr>
+              <w:spacing w:before="40" w:after="40" w:line="341" w:lineRule="auto"/>
+              <w:jc w:val="left"/>
+            </w:pPr>
+            <w:r/>
+            <w:r>
+              <w:rPr>
+                <w:rFonts w:ascii="Times New Roman" w:hAnsi="Times New Roman" w:eastAsia="宋体"/>
+                <w:b/>
+                <w:color w:val="191919"/>
+                <w:sz w:val="19"/>
+              </w:rPr>
+              <w:t>《把控尺四：立体人物群像设计、表里反差公式与全身视觉硬锁母版》</w:t>
+            </w:r>
+          </w:p>
+        </w:tc>
+        <w:tc>
+          <w:tcPr>
+            <w:tcW w:type="dxa" w:w="5760"/>
+            <w:vAlign w:val="center"/>
+            <w:tcMar>
+              <w:top w:w="105" w:type="dxa"/>
+              <w:bottom w:w="105" w:type="dxa"/>
+              <w:left w:w="145" w:type="dxa"/>
+              <w:right w:w="145" w:type="dxa"/>
+            </w:tcMar>
+            <w:shd w:fill="F7FAFC"/>
+          </w:tcPr>
+          <w:p>
+            <w:pPr>
+              <w:spacing w:before="40" w:after="40" w:line="341" w:lineRule="auto"/>
+              <w:jc w:val="left"/>
+            </w:pPr>
+            <w:r/>
+            <w:r>
+              <w:rPr>
+                <w:rFonts w:ascii="Times New Roman" w:hAnsi="Times New Roman" w:eastAsia="宋体"/>
+                <w:b w:val="0"/>
+                <w:color w:val="191919"/>
+                <w:sz w:val="19"/>
+              </w:rPr>
+              <w:t>对应【第3阶段（三代同体博弈、双生镜像、配角“舍与得”法则、视觉硬锁与原字金句）】</w:t>
+            </w:r>
+          </w:p>
+        </w:tc>
+      </w:tr>
+      <w:tr>
+        <w:trPr>
+          <w:cantSplit/>
+        </w:trPr>
+        <w:tc>
+          <w:tcPr>
+            <w:tcW w:type="dxa" w:w="4608"/>
+            <w:vAlign w:val="center"/>
+            <w:tcMar>
+              <w:top w:w="105" w:type="dxa"/>
+              <w:bottom w:w="105" w:type="dxa"/>
+              <w:left w:w="145" w:type="dxa"/>
+              <w:right w:w="145" w:type="dxa"/>
+            </w:tcMar>
+          </w:tcPr>
+          <w:p>
+            <w:pPr>
+              <w:spacing w:before="40" w:after="40" w:line="341" w:lineRule="auto"/>
+              <w:jc w:val="left"/>
+            </w:pPr>
+            <w:r/>
+            <w:r>
+              <w:rPr>
+                <w:rFonts w:ascii="Times New Roman" w:hAnsi="Times New Roman" w:eastAsia="宋体"/>
+                <w:b/>
+                <w:color w:val="191919"/>
+                <w:sz w:val="19"/>
+              </w:rPr>
+              <w:t>《把控尺五：场景空间隐喻、冷暖色温编码与从剧本到导演分镜转化母版》</w:t>
+            </w:r>
+          </w:p>
+        </w:tc>
+        <w:tc>
+          <w:tcPr>
+            <w:tcW w:type="dxa" w:w="5760"/>
+            <w:vAlign w:val="center"/>
+            <w:tcMar>
+              <w:top w:w="105" w:type="dxa"/>
+              <w:bottom w:w="105" w:type="dxa"/>
+              <w:left w:w="145" w:type="dxa"/>
+              <w:right w:w="145" w:type="dxa"/>
+            </w:tcMar>
+          </w:tcPr>
+          <w:p>
+            <w:pPr>
+              <w:spacing w:before="40" w:after="40" w:line="341" w:lineRule="auto"/>
+              <w:jc w:val="left"/>
+            </w:pPr>
+            <w:r/>
+            <w:r>
+              <w:rPr>
+                <w:rFonts w:ascii="Times New Roman" w:hAnsi="Times New Roman" w:eastAsia="宋体"/>
+                <w:b w:val="0"/>
+                <w:color w:val="191919"/>
+                <w:sz w:val="19"/>
+              </w:rPr>
+              <w:t>对应【第4阶段（场景空间拓扑与色温编码）＋ 第7阶段（文学剧本精修与导演分镜转化）】</w:t>
+            </w:r>
+          </w:p>
+        </w:tc>
+      </w:tr>
+      <w:tr>
+        <w:trPr>
+          <w:cantSplit/>
+        </w:trPr>
+        <w:tc>
+          <w:tcPr>
+            <w:tcW w:type="dxa" w:w="4608"/>
+            <w:vAlign w:val="center"/>
+            <w:tcMar>
+              <w:top w:w="105" w:type="dxa"/>
+              <w:bottom w:w="105" w:type="dxa"/>
+              <w:left w:w="145" w:type="dxa"/>
+              <w:right w:w="145" w:type="dxa"/>
+            </w:tcMar>
+            <w:shd w:fill="F7FAFC"/>
+          </w:tcPr>
+          <w:p>
+            <w:pPr>
+              <w:spacing w:before="40" w:after="40" w:line="341" w:lineRule="auto"/>
+              <w:jc w:val="left"/>
+            </w:pPr>
+            <w:r/>
+            <w:r>
+              <w:rPr>
+                <w:rFonts w:ascii="Times New Roman" w:hAnsi="Times New Roman" w:eastAsia="宋体"/>
+                <w:b/>
+                <w:color w:val="191919"/>
+                <w:sz w:val="19"/>
+              </w:rPr>
+              <w:t>《把控尺六：〈三人行〉全24集逐集五幕节拍、三本账信息差与三阶预告特辑内参》</w:t>
+            </w:r>
+          </w:p>
+        </w:tc>
+        <w:tc>
+          <w:tcPr>
+            <w:tcW w:type="dxa" w:w="5760"/>
+            <w:vAlign w:val="center"/>
+            <w:tcMar>
+              <w:top w:w="105" w:type="dxa"/>
+              <w:bottom w:w="105" w:type="dxa"/>
+              <w:left w:w="145" w:type="dxa"/>
+              <w:right w:w="145" w:type="dxa"/>
+            </w:tcMar>
+            <w:shd w:fill="F7FAFC"/>
+          </w:tcPr>
+          <w:p>
+            <w:pPr>
+              <w:spacing w:before="40" w:after="40" w:line="341" w:lineRule="auto"/>
+              <w:jc w:val="left"/>
+            </w:pPr>
+            <w:r/>
+            <w:r>
+              <w:rPr>
+                <w:rFonts w:ascii="Times New Roman" w:hAnsi="Times New Roman" w:eastAsia="宋体"/>
+                <w:b w:val="0"/>
+                <w:color w:val="191919"/>
+                <w:sz w:val="19"/>
+              </w:rPr>
+              <w:t>对应【第5～8阶段全24集逐集实操沙盘 ＋ 第8阶段（三支预告片与四支特辑宣发方法论）】</w:t>
             </w:r>
           </w:p>
         </w:tc>

--- a/00_全流程把控总纲与六大核心把控尺/00_《影视剧与视频全流程工业级拉片拆解与出版级交付总控宪章》.docx
+++ b/00_全流程把控总纲与六大核心把控尺/00_《影视剧与视频全流程工业级拉片拆解与出版级交付总控宪章》.docx
@@ -171,9 +171,6 @@
         </w:tc>
       </w:tr>
       <w:tr>
-        <w:trPr>
-          <w:cantSplit/>
-        </w:trPr>
         <w:tc>
           <w:tcPr>
             <w:tcW w:type="dxa" w:w="3024"/>
@@ -240,9 +237,6 @@
         </w:tc>
       </w:tr>
       <w:tr>
-        <w:trPr>
-          <w:cantSplit/>
-        </w:trPr>
         <w:tc>
           <w:tcPr>
             <w:tcW w:type="dxa" w:w="3024"/>
@@ -311,9 +305,6 @@
         </w:tc>
       </w:tr>
       <w:tr>
-        <w:trPr>
-          <w:cantSplit/>
-        </w:trPr>
         <w:tc>
           <w:tcPr>
             <w:tcW w:type="dxa" w:w="3024"/>
@@ -380,9 +371,6 @@
         </w:tc>
       </w:tr>
       <w:tr>
-        <w:trPr>
-          <w:cantSplit/>
-        </w:trPr>
         <w:tc>
           <w:tcPr>
             <w:tcW w:type="dxa" w:w="3024"/>
@@ -451,9 +439,6 @@
         </w:tc>
       </w:tr>
       <w:tr>
-        <w:trPr>
-          <w:cantSplit/>
-        </w:trPr>
         <w:tc>
           <w:tcPr>
             <w:tcW w:type="dxa" w:w="3024"/>
@@ -520,9 +505,6 @@
         </w:tc>
       </w:tr>
       <w:tr>
-        <w:trPr>
-          <w:cantSplit/>
-        </w:trPr>
         <w:tc>
           <w:tcPr>
             <w:tcW w:type="dxa" w:w="3024"/>
@@ -591,9 +573,6 @@
         </w:tc>
       </w:tr>
       <w:tr>
-        <w:trPr>
-          <w:cantSplit/>
-        </w:trPr>
         <w:tc>
           <w:tcPr>
             <w:tcW w:type="dxa" w:w="3024"/>
@@ -660,9 +639,6 @@
         </w:tc>
       </w:tr>
       <w:tr>
-        <w:trPr>
-          <w:cantSplit/>
-        </w:trPr>
         <w:tc>
           <w:tcPr>
             <w:tcW w:type="dxa" w:w="3024"/>
@@ -823,9 +799,6 @@
         </w:tc>
       </w:tr>
       <w:tr>
-        <w:trPr>
-          <w:cantSplit/>
-        </w:trPr>
         <w:tc>
           <w:tcPr>
             <w:tcW w:type="dxa" w:w="4608"/>
@@ -884,9 +857,6 @@
         </w:tc>
       </w:tr>
       <w:tr>
-        <w:trPr>
-          <w:cantSplit/>
-        </w:trPr>
         <w:tc>
           <w:tcPr>
             <w:tcW w:type="dxa" w:w="4608"/>
@@ -947,9 +917,6 @@
         </w:tc>
       </w:tr>
       <w:tr>
-        <w:trPr>
-          <w:cantSplit/>
-        </w:trPr>
         <w:tc>
           <w:tcPr>
             <w:tcW w:type="dxa" w:w="4608"/>
@@ -1008,9 +975,6 @@
         </w:tc>
       </w:tr>
       <w:tr>
-        <w:trPr>
-          <w:cantSplit/>
-        </w:trPr>
         <w:tc>
           <w:tcPr>
             <w:tcW w:type="dxa" w:w="4608"/>
@@ -1071,9 +1035,6 @@
         </w:tc>
       </w:tr>
       <w:tr>
-        <w:trPr>
-          <w:cantSplit/>
-        </w:trPr>
         <w:tc>
           <w:tcPr>
             <w:tcW w:type="dxa" w:w="4608"/>
@@ -1132,9 +1093,6 @@
         </w:tc>
       </w:tr>
       <w:tr>
-        <w:trPr>
-          <w:cantSplit/>
-        </w:trPr>
         <w:tc>
           <w:tcPr>
             <w:tcW w:type="dxa" w:w="4608"/>

--- a/00_全流程把控总纲与六大核心把控尺/00_《影视剧与视频全流程工业级拉片拆解与出版级交付总控宪章》.docx
+++ b/00_全流程把控总纲与六大核心把控尺/00_《影视剧与视频全流程工业级拉片拆解与出版级交付总控宪章》.docx
@@ -1153,6 +1153,1323 @@
         </w:tc>
       </w:tr>
     </w:tbl>
+    <w:p>
+      <w:pPr>
+        <w:spacing w:before="240" w:after="80" w:line="384" w:lineRule="auto"/>
+        <w:jc w:val="left"/>
+      </w:pPr>
+      <w:r>
+        <w:rPr>
+          <w:rFonts w:ascii="Arial" w:hAnsi="Arial" w:eastAsia="黑体"/>
+          <w:b/>
+          <w:color w:val="192D55"/>
+          <w:sz w:val="26"/>
+        </w:rPr>
+        <w:t>四、优质内容的核心底层逻辑与剧本四维质检总纲（故事精彩度·垂类出新·情绪出口·关系裂变·强场面·台词信息量·画面落地）</w:t>
+      </w:r>
+    </w:p>
+    <w:tbl>
+      <w:tblPr>
+        <w:tblStyle w:val="TableGrid"/>
+        <w:tblW w:type="auto" w:w="0"/>
+        <w:jc w:val="center"/>
+        <w:tblLayout w:type="fixed"/>
+        <w:tblLook w:firstColumn="1" w:firstRow="1" w:lastColumn="0" w:lastRow="0" w:noHBand="0" w:noVBand="1" w:val="04A0"/>
+      </w:tblPr>
+      <w:tblGrid>
+        <w:gridCol w:w="5184"/>
+        <w:gridCol w:w="5184"/>
+      </w:tblGrid>
+      <w:tr>
+        <w:trPr>
+          <w:tblHeader/>
+          <w:cantSplit/>
+        </w:trPr>
+        <w:tc>
+          <w:tcPr>
+            <w:tcW w:type="dxa" w:w="3024"/>
+            <w:vAlign w:val="center"/>
+            <w:tcMar>
+              <w:top w:w="130" w:type="dxa"/>
+              <w:bottom w:w="130" w:type="dxa"/>
+              <w:left w:w="150" w:type="dxa"/>
+              <w:right w:w="150" w:type="dxa"/>
+            </w:tcMar>
+            <w:shd w:fill="1F3864"/>
+          </w:tcPr>
+          <w:p>
+            <w:pPr>
+              <w:spacing w:before="40" w:after="40" w:line="312" w:lineRule="auto"/>
+              <w:jc w:val="center"/>
+            </w:pPr>
+            <w:r/>
+            <w:r>
+              <w:rPr>
+                <w:rFonts w:ascii="Arial" w:hAnsi="Arial" w:eastAsia="黑体"/>
+                <w:b/>
+                <w:color w:val="FFFFFF"/>
+                <w:sz w:val="19"/>
+              </w:rPr>
+              <w:t>全流程核心把控维度</w:t>
+            </w:r>
+          </w:p>
+        </w:tc>
+        <w:tc>
+          <w:tcPr>
+            <w:tcW w:type="dxa" w:w="7344"/>
+            <w:vAlign w:val="center"/>
+            <w:tcMar>
+              <w:top w:w="130" w:type="dxa"/>
+              <w:bottom w:w="130" w:type="dxa"/>
+              <w:left w:w="150" w:type="dxa"/>
+              <w:right w:w="150" w:type="dxa"/>
+            </w:tcMar>
+            <w:shd w:fill="1F3864"/>
+          </w:tcPr>
+          <w:p>
+            <w:pPr>
+              <w:spacing w:before="40" w:after="40" w:line="312" w:lineRule="auto"/>
+              <w:jc w:val="center"/>
+            </w:pPr>
+            <w:r/>
+            <w:r>
+              <w:rPr>
+                <w:rFonts w:ascii="Arial" w:hAnsi="Arial" w:eastAsia="黑体"/>
+                <w:b/>
+                <w:color w:val="FFFFFF"/>
+                <w:sz w:val="19"/>
+              </w:rPr>
+              <w:t>《三人行》工业级全维把控法则与实战落地标准</w:t>
+            </w:r>
+          </w:p>
+        </w:tc>
+      </w:tr>
+      <w:tr>
+        <w:tc>
+          <w:tcPr>
+            <w:tcW w:type="dxa" w:w="3024"/>
+            <w:vAlign w:val="center"/>
+            <w:tcMar>
+              <w:top w:w="105" w:type="dxa"/>
+              <w:bottom w:w="105" w:type="dxa"/>
+              <w:left w:w="145" w:type="dxa"/>
+              <w:right w:w="145" w:type="dxa"/>
+            </w:tcMar>
+          </w:tcPr>
+          <w:p>
+            <w:pPr>
+              <w:spacing w:before="40" w:after="40" w:line="341" w:lineRule="auto"/>
+              <w:jc w:val="left"/>
+            </w:pPr>
+            <w:r/>
+            <w:r>
+              <w:rPr>
+                <w:rFonts w:ascii="Times New Roman" w:hAnsi="Times New Roman" w:eastAsia="宋体"/>
+                <w:b/>
+                <w:color w:val="191919"/>
+                <w:sz w:val="19"/>
+              </w:rPr>
+              <w:t>1. 故事精彩程度第一性原理与强叙事驱动</w:t>
+            </w:r>
+          </w:p>
+        </w:tc>
+        <w:tc>
+          <w:tcPr>
+            <w:tcW w:type="dxa" w:w="7344"/>
+            <w:vAlign w:val="center"/>
+            <w:tcMar>
+              <w:top w:w="105" w:type="dxa"/>
+              <w:bottom w:w="105" w:type="dxa"/>
+              <w:left w:w="145" w:type="dxa"/>
+              <w:right w:w="145" w:type="dxa"/>
+            </w:tcMar>
+          </w:tcPr>
+          <w:p>
+            <w:pPr>
+              <w:spacing w:before="40" w:after="40" w:line="341" w:lineRule="auto"/>
+              <w:jc w:val="left"/>
+            </w:pPr>
+            <w:r/>
+            <w:r>
+              <w:rPr>
+                <w:rFonts w:ascii="Times New Roman" w:hAnsi="Times New Roman" w:eastAsia="宋体"/>
+                <w:b w:val="0"/>
+                <w:color w:val="191919"/>
+                <w:sz w:val="19"/>
+              </w:rPr>
+              <w:t>任何优质影视内容的第一生命线永远是“故事的精彩程度”。《三人行》拒绝慢热散文式的平庸铺垫，从EP01第1分钟起便以“2033年挚友陈明早逝、648元份子钱后余额见底、妻子舒图提离婚并遭遇车祸、签下009号实验协议重返2008年16岁生日当天”形成高密度强叙事驱动；全剧24集通过“飞霞路电话亭90天拆迁死线 ➔ 除夕24小时强制召回死线 ➔ 左额角月牙疤凭空消失 ➔ 一夜突变长卷发重度酒精肝 ➔ 红字老黄历掉马与走廊喊真名宣战 ➔ 66岁赵了遭毒针刺成植物人 ➔ 82岁老年余博士启动局部熵减时空修正（30分钟时间差博弈） ➔ 2012雪夜流血删视频护住徐图图真名卡死99%”九大叙事引擎，确保每一集都有强悬念牵引。</w:t>
+            </w:r>
+          </w:p>
+        </w:tc>
+      </w:tr>
+      <w:tr>
+        <w:tc>
+          <w:tcPr>
+            <w:tcW w:type="dxa" w:w="3024"/>
+            <w:vAlign w:val="center"/>
+            <w:tcMar>
+              <w:top w:w="105" w:type="dxa"/>
+              <w:bottom w:w="105" w:type="dxa"/>
+              <w:left w:w="145" w:type="dxa"/>
+              <w:right w:w="145" w:type="dxa"/>
+            </w:tcMar>
+            <w:shd w:fill="F7FAFC"/>
+          </w:tcPr>
+          <w:p>
+            <w:pPr>
+              <w:spacing w:before="40" w:after="40" w:line="341" w:lineRule="auto"/>
+              <w:jc w:val="left"/>
+            </w:pPr>
+            <w:r/>
+            <w:r>
+              <w:rPr>
+                <w:rFonts w:ascii="Times New Roman" w:hAnsi="Times New Roman" w:eastAsia="宋体"/>
+                <w:b/>
+                <w:color w:val="191919"/>
+                <w:sz w:val="19"/>
+              </w:rPr>
+              <w:t>2. 垂类赛道创作出新与反套路变奏</w:t>
+            </w:r>
+          </w:p>
+        </w:tc>
+        <w:tc>
+          <w:tcPr>
+            <w:tcW w:type="dxa" w:w="7344"/>
+            <w:vAlign w:val="center"/>
+            <w:tcMar>
+              <w:top w:w="105" w:type="dxa"/>
+              <w:bottom w:w="105" w:type="dxa"/>
+              <w:left w:w="145" w:type="dxa"/>
+              <w:right w:w="145" w:type="dxa"/>
+            </w:tcMar>
+            <w:shd w:fill="F7FAFC"/>
+          </w:tcPr>
+          <w:p>
+            <w:pPr>
+              <w:spacing w:before="40" w:after="40" w:line="341" w:lineRule="auto"/>
+              <w:jc w:val="left"/>
+            </w:pPr>
+            <w:r/>
+            <w:r>
+              <w:rPr>
+                <w:rFonts w:ascii="Times New Roman" w:hAnsi="Times New Roman" w:eastAsia="宋体"/>
+                <w:b w:val="0"/>
+                <w:color w:val="191919"/>
+                <w:sz w:val="19"/>
+              </w:rPr>
+              <w:t>在“青春校园＋时间循环/穿越”垂类赛道中，90%的平庸之作停留在“利用未来信息差买彩票、买房、押中高考题走上人生巅峰”的第一层物理改命套路。本剧导演兼编剧贺羽端（鹤唳云端）直接废除物理改命套路，往后多推演一步：41岁的荀未来回到2008年逼16岁的自己弃理从文，结果在第二重时间线里虽当上2035年身家过亿的“杂志大王”，却在名利场应酬中漏接妻子7通电话导致舒图依然死于雨夜高架桥车祸！于是活到2058年66岁的老年自己（赵了）再次穿回2008年阻止41岁的自己改命——“一穿改命、二穿阻击、三代同室操戈”的反套路结构，完成了垂类赛道的颠覆性出新。</w:t>
+            </w:r>
+          </w:p>
+        </w:tc>
+      </w:tr>
+      <w:tr>
+        <w:tc>
+          <w:tcPr>
+            <w:tcW w:type="dxa" w:w="3024"/>
+            <w:vAlign w:val="center"/>
+            <w:tcMar>
+              <w:top w:w="105" w:type="dxa"/>
+              <w:bottom w:w="105" w:type="dxa"/>
+              <w:left w:w="145" w:type="dxa"/>
+              <w:right w:w="145" w:type="dxa"/>
+            </w:tcMar>
+          </w:tcPr>
+          <w:p>
+            <w:pPr>
+              <w:spacing w:before="40" w:after="40" w:line="341" w:lineRule="auto"/>
+              <w:jc w:val="left"/>
+            </w:pPr>
+            <w:r/>
+            <w:r>
+              <w:rPr>
+                <w:rFonts w:ascii="Times New Roman" w:hAnsi="Times New Roman" w:eastAsia="宋体"/>
+                <w:b/>
+                <w:color w:val="191919"/>
+                <w:sz w:val="19"/>
+              </w:rPr>
+              <w:t>3. 从人性和情感向内心出发，找准目标用户的三大情绪出口</w:t>
+            </w:r>
+          </w:p>
+        </w:tc>
+        <w:tc>
+          <w:tcPr>
+            <w:tcW w:type="dxa" w:w="7344"/>
+            <w:vAlign w:val="center"/>
+            <w:tcMar>
+              <w:top w:w="105" w:type="dxa"/>
+              <w:bottom w:w="105" w:type="dxa"/>
+              <w:left w:w="145" w:type="dxa"/>
+              <w:right w:w="145" w:type="dxa"/>
+            </w:tcMar>
+          </w:tcPr>
+          <w:p>
+            <w:pPr>
+              <w:spacing w:before="40" w:after="40" w:line="341" w:lineRule="auto"/>
+              <w:jc w:val="left"/>
+            </w:pPr>
+            <w:r/>
+            <w:r>
+              <w:rPr>
+                <w:rFonts w:ascii="Times New Roman" w:hAnsi="Times New Roman" w:eastAsia="宋体"/>
+                <w:b w:val="0"/>
+                <w:color w:val="191919"/>
+                <w:sz w:val="19"/>
+              </w:rPr>
+              <w:t>高概念只是吸引观众进场的钩子，真正让观众流泪共鸣的永远是从人性和情感向人物内心深处出发的三大情绪出口：</w:t>
+              <w:br/>
+              <w:t>• 【中式原生家庭的“刀子嘴与避风港”】：父亲赵东来白天撕碎《小知音》抛下五楼，半夜却在零下二十度暴雪里跪翻十几个垃圾桶找回碎纸片，向41岁儿子伸出冻得发紫发黑的双手嚎啕痛哭“我也是第一次当爸”；母亲刘美奕在五口之家团圆饺子宴上说出“家是避风港，不是凯旋门”；王一漫抡起大铁锤砸烂二楼阳台铁护栏（“能帮我拆掉吗？我砸不动了”）换来虎妈杨敏痛哭认错；</w:t>
+              <w:br/>
+              <w:t>• 【千禧校园不计得失的纯粹同窗义气】：寒门学霸陈明为证明赵左右只看了第一题就放回试卷，冲进广播室锁门向全校自曝每晚在主任电脑D盘偷打CS游戏的秘密而遭父掌掴退学；伙伴们拍300元探店视频攒钱连同亲笔信装进“答案箱”铁罐留在5元快餐店助其复学；</w:t>
+              <w:br/>
+              <w:t>• 【尊重独立人格与主体性的双向救赎纯爱】：16岁徐图图在胡同风雪中撑起黄笑脸伞点醒41岁舒图“既然美好的事情都是真实存在过的，为什么要吃后悔药”；20岁清除预知记忆的赵左右在2012飞霞路雪夜凭本能冲上去与偷拍男流血搏斗、删光羞辱视频、用小手电筒照亮“暖雪”，彻底解开徐图图原生家庭羞耻心结，使她终生坦荡名叫“徐图图”从未改名“舒图”。</w:t>
+            </w:r>
+          </w:p>
+        </w:tc>
+      </w:tr>
+      <w:tr>
+        <w:tc>
+          <w:tcPr>
+            <w:tcW w:type="dxa" w:w="3024"/>
+            <w:vAlign w:val="center"/>
+            <w:tcMar>
+              <w:top w:w="105" w:type="dxa"/>
+              <w:bottom w:w="105" w:type="dxa"/>
+              <w:left w:w="145" w:type="dxa"/>
+              <w:right w:w="145" w:type="dxa"/>
+            </w:tcMar>
+            <w:shd w:fill="F7FAFC"/>
+          </w:tcPr>
+          <w:p>
+            <w:pPr>
+              <w:spacing w:before="40" w:after="40" w:line="341" w:lineRule="auto"/>
+              <w:jc w:val="left"/>
+            </w:pPr>
+            <w:r/>
+            <w:r>
+              <w:rPr>
+                <w:rFonts w:ascii="Times New Roman" w:hAnsi="Times New Roman" w:eastAsia="宋体"/>
+                <w:b/>
+                <w:color w:val="191919"/>
+                <w:sz w:val="19"/>
+              </w:rPr>
+              <w:t>4. 聚焦人物关系的动态裂变（Relationship Fission）</w:t>
+            </w:r>
+          </w:p>
+        </w:tc>
+        <w:tc>
+          <w:tcPr>
+            <w:tcW w:type="dxa" w:w="7344"/>
+            <w:vAlign w:val="center"/>
+            <w:tcMar>
+              <w:top w:w="105" w:type="dxa"/>
+              <w:bottom w:w="105" w:type="dxa"/>
+              <w:left w:w="145" w:type="dxa"/>
+              <w:right w:w="145" w:type="dxa"/>
+            </w:tcMar>
+            <w:shd w:fill="F7FAFC"/>
+          </w:tcPr>
+          <w:p>
+            <w:pPr>
+              <w:spacing w:before="40" w:after="40" w:line="341" w:lineRule="auto"/>
+              <w:jc w:val="left"/>
+            </w:pPr>
+            <w:r/>
+            <w:r>
+              <w:rPr>
+                <w:rFonts w:ascii="Times New Roman" w:hAnsi="Times New Roman" w:eastAsia="宋体"/>
+                <w:b w:val="0"/>
+                <w:color w:val="191919"/>
+                <w:sz w:val="19"/>
+              </w:rPr>
+              <w:t>全剧所有核心关系均处于剧烈的动态裂变之中：① 16岁、41岁、66岁三个自我从“单向摆布与暗中拆台”裂变为“中老废物同盟”，再裂变为“老黄历掉马后的正面宣战（《我与我的宣战》）”，最终在荒村苦夏与六个零（000000）保险箱前升华为“关于赵左右的一切，我们三个共同面对”的生死战友；② 16岁徐图图与2058杀手实习生小雪从“暗算与防备的敌我关系”，经由收下旧款粉色MP3解围、请吃汉堡、午休披校服、初雪操场拉手堆雪人四件暖事，裂变为小雪在地下旧仓库电话亭前死死按住挂断键哭喊“不行！你不能回去！图图会死！！”的过命闺蜜。</w:t>
+            </w:r>
+          </w:p>
+        </w:tc>
+      </w:tr>
+      <w:tr>
+        <w:tc>
+          <w:tcPr>
+            <w:tcW w:type="dxa" w:w="3024"/>
+            <w:vAlign w:val="center"/>
+            <w:tcMar>
+              <w:top w:w="105" w:type="dxa"/>
+              <w:bottom w:w="105" w:type="dxa"/>
+              <w:left w:w="145" w:type="dxa"/>
+              <w:right w:w="145" w:type="dxa"/>
+            </w:tcMar>
+          </w:tcPr>
+          <w:p>
+            <w:pPr>
+              <w:spacing w:before="40" w:after="40" w:line="341" w:lineRule="auto"/>
+              <w:jc w:val="left"/>
+            </w:pPr>
+            <w:r/>
+            <w:r>
+              <w:rPr>
+                <w:rFonts w:ascii="Times New Roman" w:hAnsi="Times New Roman" w:eastAsia="宋体"/>
+                <w:b/>
+                <w:color w:val="191919"/>
+                <w:sz w:val="19"/>
+              </w:rPr>
+              <w:t>5. 剧本四维标尺（卖点·冲突·完整性·强场面）与高信息量台词/画面落地</w:t>
+            </w:r>
+          </w:p>
+        </w:tc>
+        <w:tc>
+          <w:tcPr>
+            <w:tcW w:type="dxa" w:w="7344"/>
+            <w:vAlign w:val="center"/>
+            <w:tcMar>
+              <w:top w:w="105" w:type="dxa"/>
+              <w:bottom w:w="105" w:type="dxa"/>
+              <w:left w:w="145" w:type="dxa"/>
+              <w:right w:w="145" w:type="dxa"/>
+            </w:tcMar>
+          </w:tcPr>
+          <w:p>
+            <w:pPr>
+              <w:spacing w:before="40" w:after="40" w:line="341" w:lineRule="auto"/>
+              <w:jc w:val="left"/>
+            </w:pPr>
+            <w:r/>
+            <w:r>
+              <w:rPr>
+                <w:rFonts w:ascii="Times New Roman" w:hAnsi="Times New Roman" w:eastAsia="宋体"/>
+                <w:b w:val="0"/>
+                <w:color w:val="191919"/>
+                <w:sz w:val="19"/>
+              </w:rPr>
+              <w:t>• 【四维质检】：每集兼具鲜明卖点、极致冲突、五幕结构完整性与至少1–2场过目不忘的“强场面（Set Pieces）”；</w:t>
+              <w:br/>
+              <w:t>• 【高信息量台词体系】：彻底杜绝无效水词，每一句台词或直接推动剧情转折（如荀未来脱口说出“计算机……很重要”、小雪说漏嘴“去年台风捐款”）、或承载双层反讽潜台词（如赵东来“世上无人无条件让利，除了父母”）、或执行“一句对白＋一段微动作交替律”；</w:t>
+              <w:br/>
+              <w:t>• 【文字彻底落实为画面】：所有文学剧本描写100%转化为横向6列专业导演分镜脚本（景别、机位、运镜、表演走位、K值色温与同期声效）。</w:t>
+            </w:r>
+          </w:p>
+        </w:tc>
+      </w:tr>
+    </w:tbl>
+    <w:p>
+      <w:pPr>
+        <w:spacing w:before="240" w:after="80" w:line="384" w:lineRule="auto"/>
+        <w:jc w:val="left"/>
+      </w:pPr>
+      <w:r>
+        <w:rPr>
+          <w:rFonts w:ascii="Arial" w:hAnsi="Arial" w:eastAsia="黑体"/>
+          <w:b/>
+          <w:color w:val="192D55"/>
+          <w:sz w:val="26"/>
+        </w:rPr>
+        <w:t>五、《三人行》全剧跨时空A账（客观顺时序）与四重时间线（α/β/γ/Ω）全局总台账</w:t>
+      </w:r>
+    </w:p>
+    <w:tbl>
+      <w:tblPr>
+        <w:tblStyle w:val="TableGrid"/>
+        <w:tblW w:type="auto" w:w="0"/>
+        <w:jc w:val="center"/>
+        <w:tblLayout w:type="fixed"/>
+        <w:tblLook w:firstColumn="1" w:firstRow="1" w:lastColumn="0" w:lastRow="0" w:noHBand="0" w:noVBand="1" w:val="04A0"/>
+      </w:tblPr>
+      <w:tblGrid>
+        <w:gridCol w:w="3456"/>
+        <w:gridCol w:w="3456"/>
+        <w:gridCol w:w="3456"/>
+      </w:tblGrid>
+      <w:tr>
+        <w:trPr>
+          <w:tblHeader/>
+          <w:cantSplit/>
+        </w:trPr>
+        <w:tc>
+          <w:tcPr>
+            <w:tcW w:type="dxa" w:w="2592"/>
+            <w:vAlign w:val="center"/>
+            <w:tcMar>
+              <w:top w:w="130" w:type="dxa"/>
+              <w:bottom w:w="130" w:type="dxa"/>
+              <w:left w:w="150" w:type="dxa"/>
+              <w:right w:w="150" w:type="dxa"/>
+            </w:tcMar>
+            <w:shd w:fill="1F3864"/>
+          </w:tcPr>
+          <w:p>
+            <w:pPr>
+              <w:spacing w:before="40" w:after="40" w:line="312" w:lineRule="auto"/>
+              <w:jc w:val="center"/>
+            </w:pPr>
+            <w:r/>
+            <w:r>
+              <w:rPr>
+                <w:rFonts w:ascii="Arial" w:hAnsi="Arial" w:eastAsia="黑体"/>
+                <w:b/>
+                <w:color w:val="FFFFFF"/>
+                <w:sz w:val="19"/>
+              </w:rPr>
+              <w:t>时间线分支代号</w:t>
+            </w:r>
+          </w:p>
+        </w:tc>
+        <w:tc>
+          <w:tcPr>
+            <w:tcW w:type="dxa" w:w="3600"/>
+            <w:vAlign w:val="center"/>
+            <w:tcMar>
+              <w:top w:w="130" w:type="dxa"/>
+              <w:bottom w:w="130" w:type="dxa"/>
+              <w:left w:w="150" w:type="dxa"/>
+              <w:right w:w="150" w:type="dxa"/>
+            </w:tcMar>
+            <w:shd w:fill="1F3864"/>
+          </w:tcPr>
+          <w:p>
+            <w:pPr>
+              <w:spacing w:before="40" w:after="40" w:line="312" w:lineRule="auto"/>
+              <w:jc w:val="center"/>
+            </w:pPr>
+            <w:r/>
+            <w:r>
+              <w:rPr>
+                <w:rFonts w:ascii="Arial" w:hAnsi="Arial" w:eastAsia="黑体"/>
+                <w:b/>
+                <w:color w:val="FFFFFF"/>
+                <w:sz w:val="19"/>
+              </w:rPr>
+              <w:t>关键历史节点轨迹</w:t>
+            </w:r>
+          </w:p>
+        </w:tc>
+        <w:tc>
+          <w:tcPr>
+            <w:tcW w:type="dxa" w:w="4176"/>
+            <w:vAlign w:val="center"/>
+            <w:tcMar>
+              <w:top w:w="130" w:type="dxa"/>
+              <w:bottom w:w="130" w:type="dxa"/>
+              <w:left w:w="150" w:type="dxa"/>
+              <w:right w:w="150" w:type="dxa"/>
+            </w:tcMar>
+            <w:shd w:fill="1F3864"/>
+          </w:tcPr>
+          <w:p>
+            <w:pPr>
+              <w:spacing w:before="40" w:after="40" w:line="312" w:lineRule="auto"/>
+              <w:jc w:val="center"/>
+            </w:pPr>
+            <w:r/>
+            <w:r>
+              <w:rPr>
+                <w:rFonts w:ascii="Arial" w:hAnsi="Arial" w:eastAsia="黑体"/>
+                <w:b/>
+                <w:color w:val="FFFFFF"/>
+                <w:sz w:val="19"/>
+              </w:rPr>
+              <w:t>终局走向与哲学验证</w:t>
+            </w:r>
+          </w:p>
+        </w:tc>
+      </w:tr>
+      <w:tr>
+        <w:tc>
+          <w:tcPr>
+            <w:tcW w:type="dxa" w:w="2592"/>
+            <w:vAlign w:val="center"/>
+            <w:tcMar>
+              <w:top w:w="105" w:type="dxa"/>
+              <w:bottom w:w="105" w:type="dxa"/>
+              <w:left w:w="145" w:type="dxa"/>
+              <w:right w:w="145" w:type="dxa"/>
+            </w:tcMar>
+          </w:tcPr>
+          <w:p>
+            <w:pPr>
+              <w:spacing w:before="40" w:after="40" w:line="341" w:lineRule="auto"/>
+              <w:jc w:val="left"/>
+            </w:pPr>
+            <w:r/>
+            <w:r>
+              <w:rPr>
+                <w:rFonts w:ascii="Times New Roman" w:hAnsi="Times New Roman" w:eastAsia="宋体"/>
+                <w:b/>
+                <w:color w:val="191919"/>
+                <w:sz w:val="19"/>
+              </w:rPr>
+              <w:t>第一重时间线（Timeline α）</w:t>
+              <w:br/>
+              <w:t>【原始理科绝望线】</w:t>
+            </w:r>
+          </w:p>
+        </w:tc>
+        <w:tc>
+          <w:tcPr>
+            <w:tcW w:type="dxa" w:w="3600"/>
+            <w:vAlign w:val="center"/>
+            <w:tcMar>
+              <w:top w:w="105" w:type="dxa"/>
+              <w:bottom w:w="105" w:type="dxa"/>
+              <w:left w:w="145" w:type="dxa"/>
+              <w:right w:w="145" w:type="dxa"/>
+            </w:tcMar>
+          </w:tcPr>
+          <w:p>
+            <w:pPr>
+              <w:spacing w:before="40" w:after="40" w:line="341" w:lineRule="auto"/>
+              <w:jc w:val="left"/>
+            </w:pPr>
+            <w:r/>
+            <w:r>
+              <w:rPr>
+                <w:rFonts w:ascii="Times New Roman" w:hAnsi="Times New Roman" w:eastAsia="宋体"/>
+                <w:b w:val="0"/>
+                <w:color w:val="191919"/>
+                <w:sz w:val="19"/>
+              </w:rPr>
+              <w:t>2008迫于父命选理科 ➔ 考入北京云都大学计算机系 ➔ 研究生在磁州结识因父入狱改名的舒图并结婚。</w:t>
+            </w:r>
+          </w:p>
+        </w:tc>
+        <w:tc>
+          <w:tcPr>
+            <w:tcW w:type="dxa" w:w="4176"/>
+            <w:vAlign w:val="center"/>
+            <w:tcMar>
+              <w:top w:w="105" w:type="dxa"/>
+              <w:bottom w:w="105" w:type="dxa"/>
+              <w:left w:w="145" w:type="dxa"/>
+              <w:right w:w="145" w:type="dxa"/>
+            </w:tcMar>
+          </w:tcPr>
+          <w:p>
+            <w:pPr>
+              <w:spacing w:before="40" w:after="40" w:line="341" w:lineRule="auto"/>
+              <w:jc w:val="left"/>
+            </w:pPr>
+            <w:r/>
+            <w:r>
+              <w:rPr>
+                <w:rFonts w:ascii="Times New Roman" w:hAnsi="Times New Roman" w:eastAsia="宋体"/>
+                <w:b w:val="0"/>
+                <w:color w:val="191919"/>
+                <w:sz w:val="19"/>
+              </w:rPr>
+              <w:t>2032全球断网潮失业，挚友陈明早逝（1990–2033），房贷断供，舒图提离婚后死于非命。41岁赵左右签009号协议回2008化名“荀未来”。</w:t>
+            </w:r>
+          </w:p>
+        </w:tc>
+      </w:tr>
+      <w:tr>
+        <w:tc>
+          <w:tcPr>
+            <w:tcW w:type="dxa" w:w="2592"/>
+            <w:vAlign w:val="center"/>
+            <w:tcMar>
+              <w:top w:w="105" w:type="dxa"/>
+              <w:bottom w:w="105" w:type="dxa"/>
+              <w:left w:w="145" w:type="dxa"/>
+              <w:right w:w="145" w:type="dxa"/>
+            </w:tcMar>
+            <w:shd w:fill="F7FAFC"/>
+          </w:tcPr>
+          <w:p>
+            <w:pPr>
+              <w:spacing w:before="40" w:after="40" w:line="341" w:lineRule="auto"/>
+              <w:jc w:val="left"/>
+            </w:pPr>
+            <w:r/>
+            <w:r>
+              <w:rPr>
+                <w:rFonts w:ascii="Times New Roman" w:hAnsi="Times New Roman" w:eastAsia="宋体"/>
+                <w:b/>
+                <w:color w:val="191919"/>
+                <w:sz w:val="19"/>
+              </w:rPr>
+              <w:t>第二重时间线（Timeline β）</w:t>
+              <w:br/>
+              <w:t>【文科暴富悲剧线】</w:t>
+            </w:r>
+          </w:p>
+        </w:tc>
+        <w:tc>
+          <w:tcPr>
+            <w:tcW w:type="dxa" w:w="3600"/>
+            <w:vAlign w:val="center"/>
+            <w:tcMar>
+              <w:top w:w="105" w:type="dxa"/>
+              <w:bottom w:w="105" w:type="dxa"/>
+              <w:left w:w="145" w:type="dxa"/>
+              <w:right w:w="145" w:type="dxa"/>
+            </w:tcMar>
+            <w:shd w:fill="F7FAFC"/>
+          </w:tcPr>
+          <w:p>
+            <w:pPr>
+              <w:spacing w:before="40" w:after="40" w:line="341" w:lineRule="auto"/>
+              <w:jc w:val="left"/>
+            </w:pPr>
+            <w:r/>
+            <w:r>
+              <w:rPr>
+                <w:rFonts w:ascii="Times New Roman" w:hAnsi="Times New Roman" w:eastAsia="宋体"/>
+                <w:b w:val="0"/>
+                <w:color w:val="191919"/>
+                <w:sz w:val="19"/>
+              </w:rPr>
+              <w:t>在荀未来干预下改选文科 ➔ 陈明顶包退学 ➔ 赵左右乘2032断网纸媒回潮东风成为2035年《未来周刊》杂志大王。</w:t>
+            </w:r>
+          </w:p>
+        </w:tc>
+        <w:tc>
+          <w:tcPr>
+            <w:tcW w:type="dxa" w:w="4176"/>
+            <w:vAlign w:val="center"/>
+            <w:tcMar>
+              <w:top w:w="105" w:type="dxa"/>
+              <w:bottom w:w="105" w:type="dxa"/>
+              <w:left w:w="145" w:type="dxa"/>
+              <w:right w:w="145" w:type="dxa"/>
+            </w:tcMar>
+            <w:shd w:fill="F7FAFC"/>
+          </w:tcPr>
+          <w:p>
+            <w:pPr>
+              <w:spacing w:before="40" w:after="40" w:line="341" w:lineRule="auto"/>
+              <w:jc w:val="left"/>
+            </w:pPr>
+            <w:r/>
+            <w:r>
+              <w:rPr>
+                <w:rFonts w:ascii="Times New Roman" w:hAnsi="Times New Roman" w:eastAsia="宋体"/>
+                <w:b w:val="0"/>
+                <w:color w:val="191919"/>
+                <w:sz w:val="19"/>
+              </w:rPr>
+              <w:t>赵左右留长卷发患重度酒精肝，因忙于商业应酬冷落妻子（7个未接来电），陈明依然早逝，舒图在2035雨夜高架桥车祸身亡。幸存至2058年的66岁赵左右化名“赵了”重返2008。</w:t>
+            </w:r>
+          </w:p>
+        </w:tc>
+      </w:tr>
+      <w:tr>
+        <w:tc>
+          <w:tcPr>
+            <w:tcW w:type="dxa" w:w="2592"/>
+            <w:vAlign w:val="center"/>
+            <w:tcMar>
+              <w:top w:w="105" w:type="dxa"/>
+              <w:bottom w:w="105" w:type="dxa"/>
+              <w:left w:w="145" w:type="dxa"/>
+              <w:right w:w="145" w:type="dxa"/>
+            </w:tcMar>
+          </w:tcPr>
+          <w:p>
+            <w:pPr>
+              <w:spacing w:before="40" w:after="40" w:line="341" w:lineRule="auto"/>
+              <w:jc w:val="left"/>
+            </w:pPr>
+            <w:r/>
+            <w:r>
+              <w:rPr>
+                <w:rFonts w:ascii="Times New Roman" w:hAnsi="Times New Roman" w:eastAsia="宋体"/>
+                <w:b/>
+                <w:color w:val="191919"/>
+                <w:sz w:val="19"/>
+              </w:rPr>
+              <w:t>第三重时间线（Timeline γ）</w:t>
+              <w:br/>
+              <w:t>【三代同堂全知抗争线】</w:t>
+            </w:r>
+          </w:p>
+        </w:tc>
+        <w:tc>
+          <w:tcPr>
+            <w:tcW w:type="dxa" w:w="3600"/>
+            <w:vAlign w:val="center"/>
+            <w:tcMar>
+              <w:top w:w="105" w:type="dxa"/>
+              <w:bottom w:w="105" w:type="dxa"/>
+              <w:left w:w="145" w:type="dxa"/>
+              <w:right w:w="145" w:type="dxa"/>
+            </w:tcMar>
+          </w:tcPr>
+          <w:p>
+            <w:pPr>
+              <w:spacing w:before="40" w:after="40" w:line="341" w:lineRule="auto"/>
+              <w:jc w:val="left"/>
+            </w:pPr>
+            <w:r/>
+            <w:r>
+              <w:rPr>
+                <w:rFonts w:ascii="Times New Roman" w:hAnsi="Times New Roman" w:eastAsia="宋体"/>
+                <w:b w:val="0"/>
+                <w:color w:val="191919"/>
+                <w:sz w:val="19"/>
+              </w:rPr>
+              <w:t>16岁赵左右、41岁荀未来、66岁赵了三代同堂并肩作战：创办《三人行》杂志与播客、银行外擒获徐家宝、小赵卡时间差保住三代全知记忆。</w:t>
+            </w:r>
+          </w:p>
+        </w:tc>
+        <w:tc>
+          <w:tcPr>
+            <w:tcW w:type="dxa" w:w="4176"/>
+            <w:vAlign w:val="center"/>
+            <w:tcMar>
+              <w:top w:w="105" w:type="dxa"/>
+              <w:bottom w:w="105" w:type="dxa"/>
+              <w:left w:w="145" w:type="dxa"/>
+              <w:right w:w="145" w:type="dxa"/>
+            </w:tcMar>
+          </w:tcPr>
+          <w:p>
+            <w:pPr>
+              <w:spacing w:before="40" w:after="40" w:line="341" w:lineRule="auto"/>
+              <w:jc w:val="left"/>
+            </w:pPr>
+            <w:r/>
+            <w:r>
+              <w:rPr>
+                <w:rFonts w:ascii="Times New Roman" w:hAnsi="Times New Roman" w:eastAsia="宋体"/>
+                <w:b w:val="0"/>
+                <w:color w:val="191919"/>
+                <w:sz w:val="19"/>
+              </w:rPr>
+              <w:t>触发2058“局部熵减时空修正”，杂志社大火烧毁；背负三代全知记忆的小赵失去少年心气，2010艺考因“我得赚钱啊”落榜、高考570分仍被调剂回计算机系，2012雪夜沦为绝望的宿命囚徒。</w:t>
+            </w:r>
+          </w:p>
+        </w:tc>
+      </w:tr>
+      <w:tr>
+        <w:tc>
+          <w:tcPr>
+            <w:tcW w:type="dxa" w:w="2592"/>
+            <w:vAlign w:val="center"/>
+            <w:tcMar>
+              <w:top w:w="105" w:type="dxa"/>
+              <w:bottom w:w="105" w:type="dxa"/>
+              <w:left w:w="145" w:type="dxa"/>
+              <w:right w:w="145" w:type="dxa"/>
+            </w:tcMar>
+            <w:shd w:fill="F7FAFC"/>
+          </w:tcPr>
+          <w:p>
+            <w:pPr>
+              <w:spacing w:before="40" w:after="40" w:line="341" w:lineRule="auto"/>
+              <w:jc w:val="left"/>
+            </w:pPr>
+            <w:r/>
+            <w:r>
+              <w:rPr>
+                <w:rFonts w:ascii="Times New Roman" w:hAnsi="Times New Roman" w:eastAsia="宋体"/>
+                <w:b/>
+                <w:color w:val="191919"/>
+                <w:sz w:val="19"/>
+              </w:rPr>
+              <w:t>第四重时间线（Timeline Ω）</w:t>
+              <w:br/>
+              <w:t>【回归未知完满终局线】</w:t>
+            </w:r>
+          </w:p>
+        </w:tc>
+        <w:tc>
+          <w:tcPr>
+            <w:tcW w:type="dxa" w:w="3600"/>
+            <w:vAlign w:val="center"/>
+            <w:tcMar>
+              <w:top w:w="105" w:type="dxa"/>
+              <w:bottom w:w="105" w:type="dxa"/>
+              <w:left w:w="145" w:type="dxa"/>
+              <w:right w:w="145" w:type="dxa"/>
+            </w:tcMar>
+            <w:shd w:fill="F7FAFC"/>
+          </w:tcPr>
+          <w:p>
+            <w:pPr>
+              <w:spacing w:before="40" w:after="40" w:line="341" w:lineRule="auto"/>
+              <w:jc w:val="left"/>
+            </w:pPr>
+            <w:r/>
+            <w:r>
+              <w:rPr>
+                <w:rFonts w:ascii="Times New Roman" w:hAnsi="Times New Roman" w:eastAsia="宋体"/>
+                <w:b w:val="0"/>
+                <w:color w:val="191919"/>
+                <w:sz w:val="19"/>
+              </w:rPr>
+              <w:t>41岁荀未来在八中操场陪小赵堆完最后一个雪人，请求余博士清除小赵全部未来记忆（“原来未知，才是未来”）。</w:t>
+            </w:r>
+          </w:p>
+        </w:tc>
+        <w:tc>
+          <w:tcPr>
+            <w:tcW w:type="dxa" w:w="4176"/>
+            <w:vAlign w:val="center"/>
+            <w:tcMar>
+              <w:top w:w="105" w:type="dxa"/>
+              <w:bottom w:w="105" w:type="dxa"/>
+              <w:left w:w="145" w:type="dxa"/>
+              <w:right w:w="145" w:type="dxa"/>
+            </w:tcMar>
+            <w:shd w:fill="F7FAFC"/>
+          </w:tcPr>
+          <w:p>
+            <w:pPr>
+              <w:spacing w:before="40" w:after="40" w:line="341" w:lineRule="auto"/>
+              <w:jc w:val="left"/>
+            </w:pPr>
+            <w:r/>
+            <w:r>
+              <w:rPr>
+                <w:rFonts w:ascii="Times New Roman" w:hAnsi="Times New Roman" w:eastAsia="宋体"/>
+                <w:b w:val="0"/>
+                <w:color w:val="191919"/>
+                <w:sz w:val="19"/>
+              </w:rPr>
+              <w:t>回归未知的20岁赵左右在2012雪夜凭本能为护徐图图流血重留月牙疤、删掉偷拍视频、手电筒照亮“暖雪”；徐图图解开心结终生未改名“舒图”；陈明复学、罗爱文赴德造车、王一漫顶峰相见；全新2033年赵左右与爱妻徐图图幸福相守，2058修正程序永远卡在【99%】！</w:t>
+            </w:r>
+          </w:p>
+        </w:tc>
+      </w:tr>
+    </w:tbl>
+    <w:tbl>
+      <w:tblPr>
+        <w:tblStyle w:val="TableGrid"/>
+        <w:tblW w:type="auto" w:w="0"/>
+        <w:jc w:val="center"/>
+        <w:tblLayout w:type="fixed"/>
+        <w:tblLook w:firstColumn="1" w:firstRow="1" w:lastColumn="0" w:lastRow="0" w:noHBand="0" w:noVBand="1" w:val="04A0"/>
+      </w:tblPr>
+      <w:tblGrid>
+        <w:gridCol w:w="5184"/>
+        <w:gridCol w:w="5184"/>
+      </w:tblGrid>
+      <w:tr>
+        <w:trPr>
+          <w:tblHeader/>
+          <w:cantSplit/>
+        </w:trPr>
+        <w:tc>
+          <w:tcPr>
+            <w:tcW w:type="dxa" w:w="2664"/>
+            <w:vAlign w:val="center"/>
+            <w:tcMar>
+              <w:top w:w="130" w:type="dxa"/>
+              <w:bottom w:w="130" w:type="dxa"/>
+              <w:left w:w="150" w:type="dxa"/>
+              <w:right w:w="150" w:type="dxa"/>
+            </w:tcMar>
+            <w:shd w:fill="1F3864"/>
+          </w:tcPr>
+          <w:p>
+            <w:pPr>
+              <w:spacing w:before="40" w:after="40" w:line="312" w:lineRule="auto"/>
+              <w:jc w:val="center"/>
+            </w:pPr>
+            <w:r/>
+            <w:r>
+              <w:rPr>
+                <w:rFonts w:ascii="Arial" w:hAnsi="Arial" w:eastAsia="黑体"/>
+                <w:b/>
+                <w:color w:val="FFFFFF"/>
+                <w:sz w:val="19"/>
+              </w:rPr>
+              <w:t>客观顺时序阶段（A账）</w:t>
+            </w:r>
+          </w:p>
+        </w:tc>
+        <w:tc>
+          <w:tcPr>
+            <w:tcW w:type="dxa" w:w="7704"/>
+            <w:vAlign w:val="center"/>
+            <w:tcMar>
+              <w:top w:w="130" w:type="dxa"/>
+              <w:bottom w:w="130" w:type="dxa"/>
+              <w:left w:w="150" w:type="dxa"/>
+              <w:right w:w="150" w:type="dxa"/>
+            </w:tcMar>
+            <w:shd w:fill="1F3864"/>
+          </w:tcPr>
+          <w:p>
+            <w:pPr>
+              <w:spacing w:before="40" w:after="40" w:line="312" w:lineRule="auto"/>
+              <w:jc w:val="center"/>
+            </w:pPr>
+            <w:r/>
+            <w:r>
+              <w:rPr>
+                <w:rFonts w:ascii="Arial" w:hAnsi="Arial" w:eastAsia="黑体"/>
+                <w:b/>
+                <w:color w:val="FFFFFF"/>
+                <w:sz w:val="19"/>
+              </w:rPr>
+              <w:t>核心历史事件链与跨集因果闭环</w:t>
+            </w:r>
+          </w:p>
+        </w:tc>
+      </w:tr>
+      <w:tr>
+        <w:tc>
+          <w:tcPr>
+            <w:tcW w:type="dxa" w:w="2664"/>
+            <w:vAlign w:val="center"/>
+            <w:tcMar>
+              <w:top w:w="105" w:type="dxa"/>
+              <w:bottom w:w="105" w:type="dxa"/>
+              <w:left w:w="145" w:type="dxa"/>
+              <w:right w:w="145" w:type="dxa"/>
+            </w:tcMar>
+          </w:tcPr>
+          <w:p>
+            <w:pPr>
+              <w:spacing w:before="40" w:after="40" w:line="341" w:lineRule="auto"/>
+              <w:jc w:val="center"/>
+            </w:pPr>
+            <w:r/>
+            <w:r>
+              <w:rPr>
+                <w:rFonts w:ascii="Times New Roman" w:hAnsi="Times New Roman" w:eastAsia="宋体"/>
+                <w:b/>
+                <w:color w:val="191919"/>
+                <w:sz w:val="19"/>
+              </w:rPr>
+              <w:t>1998年深冬雪夜</w:t>
+            </w:r>
+          </w:p>
+        </w:tc>
+        <w:tc>
+          <w:tcPr>
+            <w:tcW w:type="dxa" w:w="7704"/>
+            <w:vAlign w:val="center"/>
+            <w:tcMar>
+              <w:top w:w="105" w:type="dxa"/>
+              <w:bottom w:w="105" w:type="dxa"/>
+              <w:left w:w="145" w:type="dxa"/>
+              <w:right w:w="145" w:type="dxa"/>
+            </w:tcMar>
+          </w:tcPr>
+          <w:p>
+            <w:pPr>
+              <w:spacing w:before="40" w:after="40" w:line="341" w:lineRule="auto"/>
+              <w:jc w:val="left"/>
+            </w:pPr>
+            <w:r/>
+            <w:r>
+              <w:rPr>
+                <w:rFonts w:ascii="Times New Roman" w:hAnsi="Times New Roman" w:eastAsia="宋体"/>
+                <w:b w:val="0"/>
+                <w:color w:val="191919"/>
+                <w:sz w:val="19"/>
+              </w:rPr>
+              <w:t>6岁赵左右在春秋路有轨电车站买烤串退回多送的韭菜串；在家属院目睹失控成年男子踹碎雪人后，蹲地重堆“三个雪人”（“三人成众”）；2033穿越而来的荀未来曾在后街砂锅麻辣烫与幼年自己及父母同桌叠影（EP01/EP23）。</w:t>
+            </w:r>
+          </w:p>
+        </w:tc>
+      </w:tr>
+      <w:tr>
+        <w:tc>
+          <w:tcPr>
+            <w:tcW w:type="dxa" w:w="2664"/>
+            <w:vAlign w:val="center"/>
+            <w:tcMar>
+              <w:top w:w="105" w:type="dxa"/>
+              <w:bottom w:w="105" w:type="dxa"/>
+              <w:left w:w="145" w:type="dxa"/>
+              <w:right w:w="145" w:type="dxa"/>
+            </w:tcMar>
+            <w:shd w:fill="F7FAFC"/>
+          </w:tcPr>
+          <w:p>
+            <w:pPr>
+              <w:spacing w:before="40" w:after="40" w:line="341" w:lineRule="auto"/>
+              <w:jc w:val="left"/>
+            </w:pPr>
+            <w:r/>
+            <w:r>
+              <w:rPr>
+                <w:rFonts w:ascii="Times New Roman" w:hAnsi="Times New Roman" w:eastAsia="宋体"/>
+                <w:b/>
+                <w:color w:val="191919"/>
+                <w:sz w:val="19"/>
+              </w:rPr>
+              <w:t>2008年1月20日—2月8日</w:t>
+              <w:br/>
+              <w:t>（高一寒假·白昼篇）</w:t>
+            </w:r>
+          </w:p>
+        </w:tc>
+        <w:tc>
+          <w:tcPr>
+            <w:tcW w:type="dxa" w:w="7704"/>
+            <w:vAlign w:val="center"/>
+            <w:tcMar>
+              <w:top w:w="105" w:type="dxa"/>
+              <w:bottom w:w="105" w:type="dxa"/>
+              <w:left w:w="145" w:type="dxa"/>
+              <w:right w:w="145" w:type="dxa"/>
+            </w:tcMar>
+            <w:shd w:fill="F7FAFC"/>
+          </w:tcPr>
+          <w:p>
+            <w:pPr>
+              <w:spacing w:before="40" w:after="40" w:line="341" w:lineRule="auto"/>
+              <w:jc w:val="left"/>
+            </w:pPr>
+            <w:r/>
+            <w:r>
+              <w:rPr>
+                <w:rFonts w:ascii="Times New Roman" w:hAnsi="Times New Roman" w:eastAsia="宋体"/>
+                <w:b w:val="0"/>
+                <w:color w:val="191919"/>
+                <w:sz w:val="19"/>
+              </w:rPr>
+              <w:t>41岁荀未来（1月21日）与66岁赵了（1月20日租手机植木马、入住502室）先后降临；经历期末考、广播站吃播竞选、大胃王比赛、影院掀帽露疤掉马、赵父撕书与翻十几个垃圾桶、冰湖弃文反噬、除夕东湖公园造“暖雪”；41岁成年舒图于除夕零点降临并于大年初二岁月潭咬巧克力棒返回2033（EP01–EP08）。</w:t>
+            </w:r>
+          </w:p>
+        </w:tc>
+      </w:tr>
+      <w:tr>
+        <w:tc>
+          <w:tcPr>
+            <w:tcW w:type="dxa" w:w="2664"/>
+            <w:vAlign w:val="center"/>
+            <w:tcMar>
+              <w:top w:w="105" w:type="dxa"/>
+              <w:bottom w:w="105" w:type="dxa"/>
+              <w:left w:w="145" w:type="dxa"/>
+              <w:right w:w="145" w:type="dxa"/>
+            </w:tcMar>
+          </w:tcPr>
+          <w:p>
+            <w:pPr>
+              <w:spacing w:before="40" w:after="40" w:line="341" w:lineRule="auto"/>
+              <w:jc w:val="left"/>
+            </w:pPr>
+            <w:r/>
+            <w:r>
+              <w:rPr>
+                <w:rFonts w:ascii="Times New Roman" w:hAnsi="Times New Roman" w:eastAsia="宋体"/>
+                <w:b/>
+                <w:color w:val="191919"/>
+                <w:sz w:val="19"/>
+              </w:rPr>
+              <w:t>2008年2月—8月</w:t>
+              <w:br/>
+              <w:t>（高一下至暑假·黄昏篇/黑夜篇前段）</w:t>
+            </w:r>
+          </w:p>
+        </w:tc>
+        <w:tc>
+          <w:tcPr>
+            <w:tcW w:type="dxa" w:w="7704"/>
+            <w:vAlign w:val="center"/>
+            <w:tcMar>
+              <w:top w:w="105" w:type="dxa"/>
+              <w:bottom w:w="105" w:type="dxa"/>
+              <w:left w:w="145" w:type="dxa"/>
+              <w:right w:w="145" w:type="dxa"/>
+            </w:tcMar>
+          </w:tcPr>
+          <w:p>
+            <w:pPr>
+              <w:spacing w:before="40" w:after="40" w:line="341" w:lineRule="auto"/>
+              <w:jc w:val="left"/>
+            </w:pPr>
+            <w:r/>
+            <w:r>
+              <w:rPr>
+                <w:rFonts w:ascii="Times New Roman" w:hAnsi="Times New Roman" w:eastAsia="宋体"/>
+                <w:b w:val="0"/>
+                <w:color w:val="191919"/>
+                <w:sz w:val="19"/>
+              </w:rPr>
+              <w:t>文科十班开学考赵左右偷看试卷、陈明在广播室自曝每晚偷打CS秘密为赵左右作证而退学、月牙疤消失、荀未来突变长发酒精肝；少年走廊喊“赵左右”试出真身，创办《三人行》杂志与视频播客；三代人麻将馆设计拘留徐家宝、助刘美奕试镜《江湖侠警》、雪原古堡见32岁余博士；2058实习生小雪用菠萝汁与毒针致赵了成植物人，少年闯502暗室洞悉全部真相（EP09–EP19）。</w:t>
+            </w:r>
+          </w:p>
+        </w:tc>
+      </w:tr>
+      <w:tr>
+        <w:tc>
+          <w:tcPr>
+            <w:tcW w:type="dxa" w:w="2664"/>
+            <w:vAlign w:val="center"/>
+            <w:tcMar>
+              <w:top w:w="105" w:type="dxa"/>
+              <w:bottom w:w="105" w:type="dxa"/>
+              <w:left w:w="145" w:type="dxa"/>
+              <w:right w:w="145" w:type="dxa"/>
+            </w:tcMar>
+            <w:shd w:fill="F7FAFC"/>
+          </w:tcPr>
+          <w:p>
+            <w:pPr>
+              <w:spacing w:before="40" w:after="40" w:line="341" w:lineRule="auto"/>
+              <w:jc w:val="left"/>
+            </w:pPr>
+            <w:r/>
+            <w:r>
+              <w:rPr>
+                <w:rFonts w:ascii="Times New Roman" w:hAnsi="Times New Roman" w:eastAsia="宋体"/>
+                <w:b/>
+                <w:color w:val="191919"/>
+                <w:sz w:val="19"/>
+              </w:rPr>
+              <w:t>2008年盛夏—初冬</w:t>
+              <w:br/>
+              <w:t>（高二上·黑夜篇中后段）</w:t>
+            </w:r>
+          </w:p>
+        </w:tc>
+        <w:tc>
+          <w:tcPr>
+            <w:tcW w:type="dxa" w:w="7704"/>
+            <w:vAlign w:val="center"/>
+            <w:tcMar>
+              <w:top w:w="105" w:type="dxa"/>
+              <w:bottom w:w="105" w:type="dxa"/>
+              <w:left w:w="145" w:type="dxa"/>
+              <w:right w:w="145" w:type="dxa"/>
+            </w:tcMar>
+            <w:shd w:fill="F7FAFC"/>
+          </w:tcPr>
+          <w:p>
+            <w:pPr>
+              <w:spacing w:before="40" w:after="40" w:line="341" w:lineRule="auto"/>
+              <w:jc w:val="left"/>
+            </w:pPr>
+            <w:r/>
+            <w:r>
+              <w:rPr>
+                <w:rFonts w:ascii="Times New Roman" w:hAnsi="Times New Roman" w:eastAsia="宋体"/>
+                <w:b w:val="0"/>
+                <w:color w:val="191919"/>
+                <w:sz w:val="19"/>
+              </w:rPr>
+              <w:t>荀未来在荒村破屋照料植物人赵了；王一漫铁锤砸防盗窗母女和解；徐图图以纯粹善意感化同桌小雪；赵了看DV奇迹苏醒，三代人54路电车重逢；岁月路银行外三代人联手擒获劫匪徐家宝；501室五口之家包饺子团圆宴；旧物仓库电话亭突围，小赵刷58003卡去2058保住记忆，2008遭遇82%时空修正与杂志社大火（EP20–EP23）。</w:t>
+            </w:r>
+          </w:p>
+        </w:tc>
+      </w:tr>
+      <w:tr>
+        <w:tc>
+          <w:tcPr>
+            <w:tcW w:type="dxa" w:w="2664"/>
+            <w:vAlign w:val="center"/>
+            <w:tcMar>
+              <w:top w:w="105" w:type="dxa"/>
+              <w:bottom w:w="105" w:type="dxa"/>
+              <w:left w:w="145" w:type="dxa"/>
+              <w:right w:w="145" w:type="dxa"/>
+            </w:tcMar>
+          </w:tcPr>
+          <w:p>
+            <w:pPr>
+              <w:spacing w:before="40" w:after="40" w:line="341" w:lineRule="auto"/>
+              <w:jc w:val="left"/>
+            </w:pPr>
+            <w:r/>
+            <w:r>
+              <w:rPr>
+                <w:rFonts w:ascii="Times New Roman" w:hAnsi="Times New Roman" w:eastAsia="宋体"/>
+                <w:b/>
+                <w:color w:val="191919"/>
+                <w:sz w:val="19"/>
+              </w:rPr>
+              <w:t>2009年秋—2012年冬</w:t>
+              <w:br/>
+              <w:t>（高三至大三·大结局）</w:t>
+            </w:r>
+          </w:p>
+        </w:tc>
+        <w:tc>
+          <w:tcPr>
+            <w:tcW w:type="dxa" w:w="7704"/>
+            <w:vAlign w:val="center"/>
+            <w:tcMar>
+              <w:top w:w="105" w:type="dxa"/>
+              <w:bottom w:w="105" w:type="dxa"/>
+              <w:left w:w="145" w:type="dxa"/>
+              <w:right w:w="145" w:type="dxa"/>
+            </w:tcMar>
+          </w:tcPr>
+          <w:p>
+            <w:pPr>
+              <w:spacing w:before="40" w:after="40" w:line="341" w:lineRule="auto"/>
+              <w:jc w:val="left"/>
+            </w:pPr>
+            <w:r/>
+            <w:r>
+              <w:rPr>
+                <w:rFonts w:ascii="Times New Roman" w:hAnsi="Times New Roman" w:eastAsia="宋体"/>
+                <w:b w:val="0"/>
+                <w:color w:val="191919"/>
+                <w:sz w:val="19"/>
+              </w:rPr>
+              <w:t>2009秋陈明阳光复学、高三早读齐诵《师说》；2010赵左右艺考落榜、高考570分被调剂回北京云都大学计算机系；2012冬雪夜大三赵左右崩溃痛哭，荀未来在八中操场陪他堆完最后一个雪人并清除其全部未来记忆；回归未知的赵左右在飞霞路雪夜为护徐图图流血重留月牙疤、删偷拍视频、手电筒照亮“暖雪”，徐图图终生未改名舒图（EP24）。</w:t>
+            </w:r>
+          </w:p>
+        </w:tc>
+      </w:tr>
+      <w:tr>
+        <w:tc>
+          <w:tcPr>
+            <w:tcW w:type="dxa" w:w="2664"/>
+            <w:vAlign w:val="center"/>
+            <w:tcMar>
+              <w:top w:w="105" w:type="dxa"/>
+              <w:bottom w:w="105" w:type="dxa"/>
+              <w:left w:w="145" w:type="dxa"/>
+              <w:right w:w="145" w:type="dxa"/>
+            </w:tcMar>
+            <w:shd w:fill="F7FAFC"/>
+          </w:tcPr>
+          <w:p>
+            <w:pPr>
+              <w:spacing w:before="40" w:after="40" w:line="341" w:lineRule="auto"/>
+              <w:jc w:val="left"/>
+            </w:pPr>
+            <w:r/>
+            <w:r>
+              <w:rPr>
+                <w:rFonts w:ascii="Times New Roman" w:hAnsi="Times New Roman" w:eastAsia="宋体"/>
+                <w:b/>
+                <w:color w:val="191919"/>
+                <w:sz w:val="19"/>
+              </w:rPr>
+              <w:t>2033年 / 2035年 / 2058年</w:t>
+              <w:br/>
+              <w:t>（未来三节点）</w:t>
+            </w:r>
+          </w:p>
+        </w:tc>
+        <w:tc>
+          <w:tcPr>
+            <w:tcW w:type="dxa" w:w="7704"/>
+            <w:vAlign w:val="center"/>
+            <w:tcMar>
+              <w:top w:w="105" w:type="dxa"/>
+              <w:bottom w:w="105" w:type="dxa"/>
+              <w:left w:w="145" w:type="dxa"/>
+              <w:right w:w="145" w:type="dxa"/>
+            </w:tcMar>
+            <w:shd w:fill="F7FAFC"/>
+          </w:tcPr>
+          <w:p>
+            <w:pPr>
+              <w:spacing w:before="40" w:after="40" w:line="341" w:lineRule="auto"/>
+              <w:jc w:val="left"/>
+            </w:pPr>
+            <w:r/>
+            <w:r>
+              <w:rPr>
+                <w:rFonts w:ascii="Times New Roman" w:hAnsi="Times New Roman" w:eastAsia="宋体"/>
+                <w:b w:val="0"/>
+                <w:color w:val="191919"/>
+                <w:sz w:val="19"/>
+              </w:rPr>
+              <w:t>原2033/2035悲剧线被彻底改写为全新2033完满线：41岁赵左右戴白笑脸毛线帽与健在的妻子徐图图庆祝结婚纪念日并送上【赵左右一票 投给徐图图】选票；2058年老年余博士的时空修正程序因“2033长林查无舒图”永远定格在【99%】（EP01–EP24）。</w:t>
+            </w:r>
+          </w:p>
+        </w:tc>
+      </w:tr>
+    </w:tbl>
     <w:sectPr>
       <w:pgSz w:w="12240" w:h="15840"/>
       <w:pgMar w:top="1080" w:right="936" w:bottom="1080" w:left="936" w:header="720" w:footer="720" w:gutter="0"/>
